--- a/docs/word/SysPulse User Manual.docx
+++ b/docs/word/SysPulse User Manual.docx
@@ -120,7 +120,7 @@
           <w:b/>
           <w:sz w:val="21"/>
         </w:rPr>
-        <w:t>08 October 2026</w:t>
+        <w:t>09 October 2026</w:t>
       </w:r>
     </w:p>
     <w:p>

--- a/docs/word/SysPulse User Manual.docx
+++ b/docs/word/SysPulse User Manual.docx
@@ -120,7 +120,7 @@
           <w:b/>
           <w:sz w:val="21"/>
         </w:rPr>
-        <w:t>09 October 2026</w:t>
+        <w:t>12 October 2026</w:t>
       </w:r>
     </w:p>
     <w:p>
@@ -416,10 +416,25 @@
     </w:p>
     <w:p>
       <w:pPr>
+        <w:spacing w:after="20"/>
+        <w:ind w:left="454"/>
+      </w:pPr>
+      <w:hyperlink w:anchor="sec18">
+        <w:r>
+          <w:rPr>
+            <w:color w:val="1F6FEB"/>
+            <w:sz w:val="20"/>
+          </w:rPr>
+          <w:t xml:space="preserve">4.4 App Launchers</w:t>
+        </w:r>
+      </w:hyperlink>
+    </w:p>
+    <w:p>
+      <w:pPr>
         <w:spacing w:after="80"/>
         <w:ind w:left="0"/>
       </w:pPr>
-      <w:hyperlink w:anchor="sec18">
+      <w:hyperlink w:anchor="sec19">
         <w:r>
           <w:rPr>
             <w:color w:val="1F2937"/>
@@ -435,7 +450,7 @@
         <w:spacing w:after="20"/>
         <w:ind w:left="454"/>
       </w:pPr>
-      <w:hyperlink w:anchor="sec19">
+      <w:hyperlink w:anchor="sec20">
         <w:r>
           <w:rPr>
             <w:color w:val="1F6FEB"/>
@@ -450,7 +465,7 @@
         <w:spacing w:after="20"/>
         <w:ind w:left="454"/>
       </w:pPr>
-      <w:hyperlink w:anchor="sec20">
+      <w:hyperlink w:anchor="sec21">
         <w:r>
           <w:rPr>
             <w:color w:val="1F6FEB"/>
@@ -465,7 +480,7 @@
         <w:spacing w:after="20"/>
         <w:ind w:left="454"/>
       </w:pPr>
-      <w:hyperlink w:anchor="sec21">
+      <w:hyperlink w:anchor="sec22">
         <w:r>
           <w:rPr>
             <w:color w:val="1F6FEB"/>
@@ -480,7 +495,7 @@
         <w:spacing w:after="20"/>
         <w:ind w:left="454"/>
       </w:pPr>
-      <w:hyperlink w:anchor="sec22">
+      <w:hyperlink w:anchor="sec23">
         <w:r>
           <w:rPr>
             <w:color w:val="1F6FEB"/>
@@ -495,7 +510,7 @@
         <w:spacing w:after="80"/>
         <w:ind w:left="0"/>
       </w:pPr>
-      <w:hyperlink w:anchor="sec23">
+      <w:hyperlink w:anchor="sec24">
         <w:r>
           <w:rPr>
             <w:color w:val="1F2937"/>
@@ -511,7 +526,7 @@
         <w:spacing w:after="20"/>
         <w:ind w:left="454"/>
       </w:pPr>
-      <w:hyperlink w:anchor="sec24">
+      <w:hyperlink w:anchor="sec25">
         <w:r>
           <w:rPr>
             <w:color w:val="1F6FEB"/>
@@ -526,7 +541,7 @@
         <w:spacing w:after="80"/>
         <w:ind w:left="0"/>
       </w:pPr>
-      <w:hyperlink w:anchor="sec25">
+      <w:hyperlink w:anchor="sec26">
         <w:r>
           <w:rPr>
             <w:color w:val="1F2937"/>
@@ -542,7 +557,7 @@
         <w:spacing w:after="80"/>
         <w:ind w:left="0"/>
       </w:pPr>
-      <w:hyperlink w:anchor="sec26">
+      <w:hyperlink w:anchor="sec27">
         <w:r>
           <w:rPr>
             <w:color w:val="1F2937"/>
@@ -558,7 +573,7 @@
         <w:spacing w:after="80"/>
         <w:ind w:left="0"/>
       </w:pPr>
-      <w:hyperlink w:anchor="sec27">
+      <w:hyperlink w:anchor="sec28">
         <w:r>
           <w:rPr>
             <w:color w:val="1F2937"/>
@@ -574,7 +589,7 @@
         <w:spacing w:after="80"/>
         <w:ind w:left="0"/>
       </w:pPr>
-      <w:hyperlink w:anchor="sec28">
+      <w:hyperlink w:anchor="sec29">
         <w:r>
           <w:rPr>
             <w:color w:val="1F2937"/>
@@ -7637,95 +7652,76 @@
     <w:p>
       <w:bookmarkStart w:id="18" w:name="sec18"/>
       <w:pPr>
-        <w:pStyle w:val="Heading1"/>
-      </w:pPr>
-      <w:r>
-        <w:t>5. Maintenance</w:t>
+        <w:pStyle w:val="Heading2"/>
+      </w:pPr>
+      <w:r>
+        <w:t>4.4 App Launchers</w:t>
       </w:r>
       <w:bookmarkEnd w:id="18"/>
     </w:p>
     <w:p>
-      <w:bookmarkStart w:id="19" w:name="sec19"/>
-      <w:pPr>
-        <w:pStyle w:val="Heading2"/>
-      </w:pPr>
-      <w:r>
-        <w:t>5.1 Software</w:t>
-      </w:r>
-      <w:bookmarkEnd w:id="19"/>
-    </w:p>
-    <w:p>
-      <w:r>
-        <w:t xml:space="preserve">All installed software from </w:t>
+      <w:r>
+        <w:t xml:space="preserve">Turns an application folder — a C++ build, a Python app, a PyInstaller bundle, an AppImage, a script or a Java </w:t>
+      </w:r>
+      <w:r>
+        <w:rPr>
+          <w:rFonts w:ascii="Consolas" w:hAnsi="Consolas"/>
+          <w:sz w:val="19"/>
+          <w:shd w:val="clear" w:fill="EEF1F5"/>
+        </w:rPr>
+        <w:t>.jar</w:t>
+      </w:r>
+      <w:r>
+        <w:t xml:space="preserve"> together with all its supporting files — into a normal desktop application for one or more user accounts. Each user gets a </w:t>
       </w:r>
       <w:r>
         <w:rPr>
           <w:b/>
         </w:rPr>
-        <w:t>APT</w:t>
-      </w:r>
-      <w:r>
-        <w:t xml:space="preserve">, </w:t>
+        <w:t>start-menu entry</w:t>
+      </w:r>
+      <w:r>
+        <w:t xml:space="preserve">, a </w:t>
       </w:r>
       <w:r>
         <w:rPr>
           <w:b/>
         </w:rPr>
-        <w:t>Snap</w:t>
-      </w:r>
-      <w:r>
-        <w:t xml:space="preserve"> and </w:t>
+        <w:t>desktop icon</w:t>
+      </w:r>
+      <w:r>
+        <w:t xml:space="preserve"> that works straight away, and optionally a </w:t>
       </w:r>
       <w:r>
         <w:rPr>
           <w:b/>
         </w:rPr>
-        <w:t>Flatpak</w:t>
-      </w:r>
-      <w:r>
-        <w:t>, with icons.</w:t>
+        <w:t>dock</w:t>
+      </w:r>
+      <w:r>
+        <w:t xml:space="preserve"> pin. The users don't have to do anything.</w:t>
       </w:r>
     </w:p>
     <w:p>
-      <w:pPr>
-        <w:pStyle w:val="ListBullet"/>
-      </w:pPr>
-      <w:r>
-        <w:t xml:space="preserve">Source tiles (click to include or exclude), </w:t>
-      </w:r>
-      <w:r>
-        <w:rPr>
-          <w:i/>
-        </w:rPr>
-        <w:t>Applications</w:t>
-      </w:r>
-      <w:r>
-        <w:t xml:space="preserve"> or </w:t>
-      </w:r>
-      <w:r>
-        <w:rPr>
-          <w:i/>
-        </w:rPr>
-        <w:t>All packages</w:t>
-      </w:r>
-      <w:r>
-        <w:t>, search and sort (name, size, install date).</w:t>
-      </w:r>
-    </w:p>
-    <w:p>
-      <w:pPr>
-        <w:pStyle w:val="ListBullet"/>
-      </w:pPr>
-      <w:r>
-        <w:t>Click an item for details: version, size, install date, publisher, homepage, whether it was installed automatically.</w:t>
-      </w:r>
-    </w:p>
-    <w:p>
+      <w:r>
+        <w:t xml:space="preserve">SysPulse is the administrator's tool: you can install a launcher for </w:t>
+      </w:r>
       <w:r>
         <w:rPr>
           <w:b/>
         </w:rPr>
-        <w:t>Uninstall:</w:t>
+        <w:t>other accounts</w:t>
+      </w:r>
+      <w:r>
+        <w:t xml:space="preserve"> (for example an operator account without admin rights). That needs your password once per install. Installing only for yourself needs no password.</w:t>
+      </w:r>
+    </w:p>
+    <w:p>
+      <w:r>
+        <w:rPr>
+          <w:b/>
+        </w:rPr>
+        <w:t>Create a launcher:</w:t>
       </w:r>
     </w:p>
     <w:p>
@@ -7751,19 +7747,10 @@
         <w:rPr>
           <w:b/>
         </w:rPr>
-        <w:t>Uninstall</w:t>
-      </w:r>
-      <w:r>
-        <w:t xml:space="preserve">. SysPulse first works out </w:t>
-      </w:r>
-      <w:r>
-        <w:rPr>
-          <w:b/>
-        </w:rPr>
-        <w:t>exactly</w:t>
-      </w:r>
-      <w:r>
-        <w:t xml:space="preserve"> what will be removed, including dependent packages, and how much space is freed.</w:t>
+        <w:t>New launcher</w:t>
+      </w:r>
+      <w:r>
+        <w:t xml:space="preserve"> and choose the application folder. The folder stays where it is: the launcher runs the program from there, with all its files.</w:t>
       </w:r>
     </w:p>
     <w:p>
@@ -7783,25 +7770,77 @@
         <w:tab/>
       </w:r>
       <w:r>
-        <w:t xml:space="preserve">Optionally tick </w:t>
-      </w:r>
-      <w:r>
         <w:rPr>
-          <w:i/>
+          <w:b/>
         </w:rPr>
-        <w:t>Also remove system-wide configuration files (purge)</w:t>
-      </w:r>
-      <w:r>
-        <w:t xml:space="preserve"> (APT) or </w:t>
+        <w:t>Program to start</w:t>
+      </w:r>
+      <w:r>
+        <w:t xml:space="preserve">: SysPulse lists the programs it found, the most likely one first. Programs built for another processor, libraries, installers and uninstallers are ranked down. Use </w:t>
       </w:r>
       <w:r>
         <w:rPr>
-          <w:i/>
+          <w:b/>
         </w:rPr>
-        <w:t>Delete the app's saved data too</w:t>
-      </w:r>
-      <w:r>
-        <w:t xml:space="preserve"> (Snap).</w:t>
+        <w:t>Choose another file…</w:t>
+      </w:r>
+      <w:r>
+        <w:t xml:space="preserve"> if needed. For Python, SysPulse uses the virtual environment inside the folder if there is one (</w:t>
+      </w:r>
+      <w:r>
+        <w:rPr>
+          <w:rFonts w:ascii="Consolas" w:hAnsi="Consolas"/>
+          <w:sz w:val="19"/>
+          <w:shd w:val="clear" w:fill="EEF1F5"/>
+        </w:rPr>
+        <w:t>venv/</w:t>
+      </w:r>
+      <w:r>
+        <w:t xml:space="preserve">, </w:t>
+      </w:r>
+      <w:r>
+        <w:rPr>
+          <w:rFonts w:ascii="Consolas" w:hAnsi="Consolas"/>
+          <w:sz w:val="19"/>
+          <w:shd w:val="clear" w:fill="EEF1F5"/>
+        </w:rPr>
+        <w:t>.venv/</w:t>
+      </w:r>
+      <w:r>
+        <w:t xml:space="preserve">), otherwise the system </w:t>
+      </w:r>
+      <w:r>
+        <w:rPr>
+          <w:rFonts w:ascii="Consolas" w:hAnsi="Consolas"/>
+          <w:sz w:val="19"/>
+          <w:shd w:val="clear" w:fill="EEF1F5"/>
+        </w:rPr>
+        <w:t>python3</w:t>
+      </w:r>
+      <w:r>
+        <w:t xml:space="preserve">. For </w:t>
+      </w:r>
+      <w:r>
+        <w:rPr>
+          <w:rFonts w:ascii="Consolas" w:hAnsi="Consolas"/>
+          <w:sz w:val="19"/>
+          <w:shd w:val="clear" w:fill="EEF1F5"/>
+        </w:rPr>
+        <w:t>.jar</w:t>
+      </w:r>
+      <w:r>
+        <w:t xml:space="preserve"> files it uses </w:t>
+      </w:r>
+      <w:r>
+        <w:rPr>
+          <w:rFonts w:ascii="Consolas" w:hAnsi="Consolas"/>
+          <w:sz w:val="19"/>
+          <w:shd w:val="clear" w:fill="EEF1F5"/>
+        </w:rPr>
+        <w:t>java</w:t>
+      </w:r>
+      <w:r>
+        <w:t>.</w:t>
       </w:r>
     </w:p>
     <w:p>
@@ -7821,47 +7860,48 @@
         <w:tab/>
       </w:r>
       <w:r>
-        <w:t>Confirm and enter your password.</w:t>
-      </w:r>
-    </w:p>
-    <w:p>
-      <w:r>
-        <w:t xml:space="preserve">Essential system packages, and removals that would break the desktop (for example </w:t>
-      </w:r>
-      <w:r>
-        <w:rPr>
-          <w:rFonts w:ascii="Consolas" w:hAnsi="Consolas"/>
-          <w:sz w:val="19"/>
-          <w:shd w:val="clear" w:fill="EEF1F5"/>
-        </w:rPr>
-        <w:t>gnome-shell</w:t>
-      </w:r>
-      <w:r>
-        <w:t xml:space="preserve">), are blocked and labelled </w:t>
-      </w:r>
-      <w:r>
         <w:rPr>
           <w:b/>
         </w:rPr>
-        <w:t>System</w:t>
-      </w:r>
-      <w:r>
-        <w:t>.</w:t>
+        <w:t>Name and icon</w:t>
+      </w:r>
+      <w:r>
+        <w:t xml:space="preserve">: the name comes from the folder name. Icons found in the folder are shown; click one, or </w:t>
+      </w:r>
+      <w:r>
+        <w:rPr>
+          <w:b/>
+        </w:rPr>
+        <w:t>+</w:t>
+      </w:r>
+      <w:r>
+        <w:t xml:space="preserve"> to pick any PNG, SVG, ICO, JPG, BMP or XPM file. Icons are converted to a sharp 256×256 PNG automatically.</w:t>
       </w:r>
     </w:p>
     <w:p>
-      <w:bookmarkStart w:id="20" w:name="sec20"/>
-      <w:pPr>
-        <w:pStyle w:val="Heading2"/>
-      </w:pPr>
-      <w:r>
-        <w:t>5.2 Cache Cleaner</w:t>
-      </w:r>
-      <w:bookmarkEnd w:id="20"/>
-    </w:p>
-    <w:p>
-      <w:r>
-        <w:t>Shows how much space each cache uses and where it is.</w:t>
+      <w:pPr>
+        <w:tabs>
+          <w:tab w:pos="357" w:val="left"/>
+        </w:tabs>
+        <w:spacing w:after="60"/>
+        <w:ind w:left="357" w:hanging="357"/>
+      </w:pPr>
+      <w:r>
+        <w:rPr>
+          <w:b/>
+          <w:color w:val="1F6FEB"/>
+        </w:rPr>
+        <w:t>4.</w:t>
+        <w:tab/>
+      </w:r>
+      <w:r>
+        <w:rPr>
+          <w:b/>
+        </w:rPr>
+        <w:t>Run settings</w:t>
+      </w:r>
+      <w:r>
+        <w:t xml:space="preserve"> (optional):</w:t>
       </w:r>
     </w:p>
     <w:tbl>
@@ -7907,7 +7947,7 @@
                 <w:color w:val="FFFFFF"/>
                 <w:sz w:val="19"/>
               </w:rPr>
-              <w:t>Group</w:t>
+              <w:t>Setting</w:t>
             </w:r>
           </w:p>
         </w:tc>
@@ -7932,7 +7972,7 @@
                 <w:color w:val="FFFFFF"/>
                 <w:sz w:val="19"/>
               </w:rPr>
-              <w:t>Items</w:t>
+              <w:t>Use</w:t>
             </w:r>
           </w:p>
         </w:tc>
@@ -7957,14 +7997,7 @@
                 <w:b/>
                 <w:sz w:val="19"/>
               </w:rPr>
-              <w:t>System</w:t>
-            </w:r>
-            <w:r>
-              <w:rPr>
-                <w:b/>
-                <w:sz w:val="19"/>
-              </w:rPr>
-              <w:t xml:space="preserve"> (password)</w:t>
+              <w:t>Arguments</w:t>
             </w:r>
           </w:p>
         </w:tc>
@@ -7986,7 +8019,7 @@
               <w:rPr>
                 <w:sz w:val="19"/>
               </w:rPr>
-              <w:t>APT package cache, journal logs (keeps the newest 100 MB), old rotated logs, crash reports, core dumps, old Snap revisions, unused packages and old kernels</w:t>
+              <w:t>Extra command-line options. Quotes work as in a terminal</w:t>
             </w:r>
           </w:p>
         </w:tc>
@@ -8012,7 +8045,7 @@
                 <w:b/>
                 <w:sz w:val="19"/>
               </w:rPr>
-              <w:t>Your files</w:t>
+              <w:t>Working folder</w:t>
             </w:r>
           </w:p>
         </w:tc>
@@ -8035,7 +8068,7 @@
               <w:rPr>
                 <w:sz w:val="19"/>
               </w:rPr>
-              <w:t>Thumbnails, Trash, GNOME search index (Tracker), Flatpak app caches, other application caches</w:t>
+              <w:t>Defaults to the program's folder, so programs find files next to them</w:t>
             </w:r>
           </w:p>
         </w:tc>
@@ -8060,7 +8093,7 @@
                 <w:b/>
                 <w:sz w:val="19"/>
               </w:rPr>
-              <w:t>Browsers</w:t>
+              <w:t>Environment</w:t>
             </w:r>
           </w:p>
         </w:tc>
@@ -8082,7 +8115,35 @@
               <w:rPr>
                 <w:sz w:val="19"/>
               </w:rPr>
-              <w:t>Firefox, Chrome, Chromium, Brave, Edge, Vivaldi/Opera caches (close the browser first)</w:t>
+              <w:t>Pre-filled when the folder bundles libraries (</w:t>
+            </w:r>
+            <w:r>
+              <w:rPr>
+                <w:rFonts w:ascii="Consolas" w:hAnsi="Consolas"/>
+                <w:sz w:val="17"/>
+                <w:shd w:val="clear" w:fill="EEF1F5"/>
+              </w:rPr>
+              <w:t>LD_LIBRARY_PATH</w:t>
+            </w:r>
+            <w:r>
+              <w:rPr>
+                <w:sz w:val="19"/>
+              </w:rPr>
+              <w:t>) or Qt plugins (</w:t>
+            </w:r>
+            <w:r>
+              <w:rPr>
+                <w:rFonts w:ascii="Consolas" w:hAnsi="Consolas"/>
+                <w:sz w:val="17"/>
+                <w:shd w:val="clear" w:fill="EEF1F5"/>
+              </w:rPr>
+              <w:t>QT_PLUGIN_PATH</w:t>
+            </w:r>
+            <w:r>
+              <w:rPr>
+                <w:sz w:val="19"/>
+              </w:rPr>
+              <w:t>)</w:t>
             </w:r>
           </w:p>
         </w:tc>
@@ -8108,7 +8169,7 @@
                 <w:b/>
                 <w:sz w:val="19"/>
               </w:rPr>
-              <w:t>Developer tools</w:t>
+              <w:t>Window class</w:t>
             </w:r>
           </w:p>
         </w:tc>
@@ -8131,7 +8192,54 @@
               <w:rPr>
                 <w:sz w:val="19"/>
               </w:rPr>
-              <w:t>VS Code, pip, npm/yarn, Go, Cargo, Gradle, Conda archives, Hugging Face/PyTorch models, JetBrains</w:t>
+              <w:t>Optional; makes the dock group the app's window with its icon</w:t>
+            </w:r>
+          </w:p>
+        </w:tc>
+      </w:tr>
+      <w:tr>
+        <w:tc>
+          <w:tcPr>
+            <w:tcW w:type="dxa" w:w="2128"/>
+            <w:tcMar>
+              <w:top w:w="60" w:type="dxa"/>
+              <w:bottom w:w="60" w:type="dxa"/>
+              <w:start w:w="100" w:type="dxa"/>
+              <w:end w:w="100" w:type="dxa"/>
+            </w:tcMar>
+          </w:tcPr>
+          <w:p>
+            <w:pPr>
+              <w:spacing w:after="0" w:line="252" w:lineRule="auto"/>
+            </w:pPr>
+            <w:r>
+              <w:rPr>
+                <w:b/>
+                <w:sz w:val="19"/>
+              </w:rPr>
+              <w:t>Run in a terminal</w:t>
+            </w:r>
+          </w:p>
+        </w:tc>
+        <w:tc>
+          <w:tcPr>
+            <w:tcW w:type="dxa" w:w="7510"/>
+            <w:tcMar>
+              <w:top w:w="60" w:type="dxa"/>
+              <w:bottom w:w="60" w:type="dxa"/>
+              <w:start w:w="100" w:type="dxa"/>
+              <w:end w:w="100" w:type="dxa"/>
+            </w:tcMar>
+          </w:tcPr>
+          <w:p>
+            <w:pPr>
+              <w:spacing w:after="0" w:line="252" w:lineRule="auto"/>
+            </w:pPr>
+            <w:r>
+              <w:rPr>
+                <w:sz w:val="19"/>
+              </w:rPr>
+              <w:t>For console programs</w:t>
             </w:r>
           </w:p>
         </w:tc>
@@ -8141,6 +8249,417 @@
       <w:pPr>
         <w:spacing w:after="40"/>
       </w:pPr>
+    </w:p>
+    <w:p>
+      <w:pPr>
+        <w:tabs>
+          <w:tab w:pos="357" w:val="left"/>
+        </w:tabs>
+        <w:spacing w:after="60"/>
+        <w:ind w:left="357" w:hanging="357"/>
+      </w:pPr>
+      <w:r>
+        <w:rPr>
+          <w:b/>
+          <w:color w:val="1F6FEB"/>
+        </w:rPr>
+        <w:t>5.</w:t>
+        <w:tab/>
+      </w:r>
+      <w:r>
+        <w:rPr>
+          <w:b/>
+        </w:rPr>
+        <w:t>Who gets it, and where</w:t>
+      </w:r>
+      <w:r>
+        <w:t xml:space="preserve">: tick the users, and choose </w:t>
+      </w:r>
+      <w:r>
+        <w:rPr>
+          <w:b/>
+        </w:rPr>
+        <w:t>Start menu</w:t>
+      </w:r>
+      <w:r>
+        <w:t xml:space="preserve">, </w:t>
+      </w:r>
+      <w:r>
+        <w:rPr>
+          <w:b/>
+        </w:rPr>
+        <w:t>Desktop icon</w:t>
+      </w:r>
+      <w:r>
+        <w:t xml:space="preserve"> and </w:t>
+      </w:r>
+      <w:r>
+        <w:rPr>
+          <w:b/>
+        </w:rPr>
+        <w:t>Pin to the dock</w:t>
+      </w:r>
+      <w:r>
+        <w:t>.</w:t>
+      </w:r>
+    </w:p>
+    <w:p>
+      <w:pPr>
+        <w:pStyle w:val="ListBullet2"/>
+      </w:pPr>
+      <w:r>
+        <w:rPr>
+          <w:b/>
+        </w:rPr>
+        <w:t>Give these users access to the folder if they need it</w:t>
+      </w:r>
+      <w:r>
+        <w:t xml:space="preserve"> (on by default): if the folder is in your home, the other users cannot open it. Ubuntu home folders are private. SysPulse then grants read access to that user only, for that folder only (Linux ACLs). The rest of your home stays private.</w:t>
+      </w:r>
+    </w:p>
+    <w:p>
+      <w:pPr>
+        <w:pStyle w:val="ListBullet2"/>
+      </w:pPr>
+      <w:r>
+        <w:rPr>
+          <w:b/>
+        </w:rPr>
+        <w:t>…and let them write in it</w:t>
+      </w:r>
+      <w:r>
+        <w:t>: for programs that save logs or settings next to themselves.</w:t>
+      </w:r>
+    </w:p>
+    <w:p>
+      <w:pPr>
+        <w:tabs>
+          <w:tab w:pos="357" w:val="left"/>
+        </w:tabs>
+        <w:spacing w:after="60"/>
+        <w:ind w:left="357" w:hanging="357"/>
+      </w:pPr>
+      <w:r>
+        <w:rPr>
+          <w:b/>
+          <w:color w:val="1F6FEB"/>
+        </w:rPr>
+        <w:t>6.</w:t>
+        <w:tab/>
+      </w:r>
+      <w:r>
+        <w:t xml:space="preserve">Watch the </w:t>
+      </w:r>
+      <w:r>
+        <w:rPr>
+          <w:b/>
+        </w:rPr>
+        <w:t>Checks</w:t>
+      </w:r>
+      <w:r>
+        <w:t xml:space="preserve"> panel: it shows what will be fixed automatically (blue), warnings (orange) and problems that block creation (red). Examples: the folder cannot be opened by a user, libraries are missing, the program was built for another processor, or Java/Python is not installed. </w:t>
+      </w:r>
+      <w:r>
+        <w:rPr>
+          <w:b/>
+        </w:rPr>
+        <w:t>Desktop file preview</w:t>
+      </w:r>
+      <w:r>
+        <w:t xml:space="preserve"> shows the exact launcher file.</w:t>
+      </w:r>
+    </w:p>
+    <w:p>
+      <w:pPr>
+        <w:tabs>
+          <w:tab w:pos="357" w:val="left"/>
+        </w:tabs>
+        <w:spacing w:after="60"/>
+        <w:ind w:left="357" w:hanging="357"/>
+      </w:pPr>
+      <w:r>
+        <w:rPr>
+          <w:b/>
+          <w:color w:val="1F6FEB"/>
+        </w:rPr>
+        <w:t>7.</w:t>
+        <w:tab/>
+      </w:r>
+      <w:r>
+        <w:rPr>
+          <w:b/>
+        </w:rPr>
+        <w:t>Test run</w:t>
+      </w:r>
+      <w:r>
+        <w:t xml:space="preserve"> starts the program now, as you, and shows its output if it fails.</w:t>
+      </w:r>
+    </w:p>
+    <w:p>
+      <w:pPr>
+        <w:tabs>
+          <w:tab w:pos="357" w:val="left"/>
+        </w:tabs>
+        <w:spacing w:after="60"/>
+        <w:ind w:left="357" w:hanging="357"/>
+      </w:pPr>
+      <w:r>
+        <w:rPr>
+          <w:b/>
+          <w:color w:val="1F6FEB"/>
+        </w:rPr>
+        <w:t>8.</w:t>
+        <w:tab/>
+      </w:r>
+      <w:r>
+        <w:t xml:space="preserve">Click </w:t>
+      </w:r>
+      <w:r>
+        <w:rPr>
+          <w:b/>
+        </w:rPr>
+        <w:t>Create launcher</w:t>
+      </w:r>
+      <w:r>
+        <w:t xml:space="preserve"> and enter your password if asked. The result lists, per user, everything that was done.</w:t>
+      </w:r>
+    </w:p>
+    <w:p>
+      <w:r>
+        <w:rPr>
+          <w:b/>
+        </w:rPr>
+        <w:t>What is set up for each user:</w:t>
+      </w:r>
+    </w:p>
+    <w:p>
+      <w:pPr>
+        <w:pStyle w:val="ListBullet"/>
+      </w:pPr>
+      <w:r>
+        <w:rPr>
+          <w:rFonts w:ascii="Consolas" w:hAnsi="Consolas"/>
+          <w:sz w:val="19"/>
+          <w:shd w:val="clear" w:fill="EEF1F5"/>
+        </w:rPr>
+        <w:t>~/.local/share/applications/syspulse-&lt;id&gt;.desktop</w:t>
+      </w:r>
+      <w:r>
+        <w:t xml:space="preserve"> — the start-menu entry</w:t>
+      </w:r>
+    </w:p>
+    <w:p>
+      <w:pPr>
+        <w:pStyle w:val="ListBullet"/>
+      </w:pPr>
+      <w:r>
+        <w:t xml:space="preserve">the icon in </w:t>
+      </w:r>
+      <w:r>
+        <w:rPr>
+          <w:rFonts w:ascii="Consolas" w:hAnsi="Consolas"/>
+          <w:sz w:val="19"/>
+          <w:shd w:val="clear" w:fill="EEF1F5"/>
+        </w:rPr>
+        <w:t>~/.local/share/icons/</w:t>
+      </w:r>
+    </w:p>
+    <w:p>
+      <w:pPr>
+        <w:pStyle w:val="ListBullet"/>
+      </w:pPr>
+      <w:r>
+        <w:t xml:space="preserve">the same launcher on the user's desktop, </w:t>
+      </w:r>
+      <w:r>
+        <w:rPr>
+          <w:b/>
+        </w:rPr>
+        <w:t>marked as trusted</w:t>
+      </w:r>
+      <w:r>
+        <w:t>, so it opens on double-click without "Allow Launching"</w:t>
+      </w:r>
+    </w:p>
+    <w:p>
+      <w:pPr>
+        <w:pStyle w:val="ListBullet"/>
+      </w:pPr>
+      <w:r>
+        <w:t>the dock pin (in the user's GNOME settings)</w:t>
+      </w:r>
+    </w:p>
+    <w:p>
+      <w:r>
+        <w:t>Users who are not logged in get everything too; the dock pin and desktop icon appear at their next login.</w:t>
+      </w:r>
+    </w:p>
+    <w:p>
+      <w:r>
+        <w:rPr>
+          <w:b/>
+        </w:rPr>
+        <w:t>Change or remove:</w:t>
+      </w:r>
+      <w:r>
+        <w:t xml:space="preserve"> the list shows every launcher SysPulse created and for whom. </w:t>
+      </w:r>
+      <w:r>
+        <w:rPr>
+          <w:b/>
+        </w:rPr>
+        <w:t>Edit / add users</w:t>
+      </w:r>
+      <w:r>
+        <w:t xml:space="preserve"> opens it again; save to update everyone or add users. </w:t>
+      </w:r>
+      <w:r>
+        <w:rPr>
+          <w:b/>
+        </w:rPr>
+        <w:t>Remove…</w:t>
+      </w:r>
+      <w:r>
+        <w:t xml:space="preserve"> takes the menu entry, desktop icon, icon file and dock pin away for the selected users. It can also remove the folder access that was granted. The application folder itself is never deleted.</w:t>
+      </w:r>
+    </w:p>
+    <w:p>
+      <w:r>
+        <w:rPr>
+          <w:b/>
+        </w:rPr>
+        <w:t>Tips:</w:t>
+      </w:r>
+    </w:p>
+    <w:p>
+      <w:pPr>
+        <w:pStyle w:val="ListBullet"/>
+      </w:pPr>
+      <w:r>
+        <w:t xml:space="preserve">If the program needs libraries that are not in its folder, the Checks panel names them; install them with </w:t>
+      </w:r>
+      <w:r>
+        <w:rPr>
+          <w:rFonts w:ascii="Consolas" w:hAnsi="Consolas"/>
+          <w:sz w:val="19"/>
+          <w:shd w:val="clear" w:fill="EEF1F5"/>
+        </w:rPr>
+        <w:t>apt</w:t>
+      </w:r>
+      <w:r>
+        <w:t>.</w:t>
+      </w:r>
+    </w:p>
+    <w:p>
+      <w:pPr>
+        <w:pStyle w:val="ListBullet"/>
+      </w:pPr>
+      <w:r>
+        <w:t xml:space="preserve">Moving or renaming the application folder later breaks its launchers: run </w:t>
+      </w:r>
+      <w:r>
+        <w:rPr>
+          <w:b/>
+        </w:rPr>
+        <w:t>Edit</w:t>
+      </w:r>
+      <w:r>
+        <w:t xml:space="preserve"> and save again, or remove and recreate them.</w:t>
+      </w:r>
+    </w:p>
+    <w:p>
+      <w:bookmarkStart w:id="19" w:name="sec19"/>
+      <w:pPr>
+        <w:pStyle w:val="Heading1"/>
+      </w:pPr>
+      <w:r>
+        <w:t>5. Maintenance</w:t>
+      </w:r>
+      <w:bookmarkEnd w:id="19"/>
+    </w:p>
+    <w:p>
+      <w:bookmarkStart w:id="20" w:name="sec20"/>
+      <w:pPr>
+        <w:pStyle w:val="Heading2"/>
+      </w:pPr>
+      <w:r>
+        <w:t>5.1 Software</w:t>
+      </w:r>
+      <w:bookmarkEnd w:id="20"/>
+    </w:p>
+    <w:p>
+      <w:r>
+        <w:t xml:space="preserve">All installed software from </w:t>
+      </w:r>
+      <w:r>
+        <w:rPr>
+          <w:b/>
+        </w:rPr>
+        <w:t>APT</w:t>
+      </w:r>
+      <w:r>
+        <w:t xml:space="preserve">, </w:t>
+      </w:r>
+      <w:r>
+        <w:rPr>
+          <w:b/>
+        </w:rPr>
+        <w:t>Snap</w:t>
+      </w:r>
+      <w:r>
+        <w:t xml:space="preserve"> and </w:t>
+      </w:r>
+      <w:r>
+        <w:rPr>
+          <w:b/>
+        </w:rPr>
+        <w:t>Flatpak</w:t>
+      </w:r>
+      <w:r>
+        <w:t>, with icons.</w:t>
+      </w:r>
+    </w:p>
+    <w:p>
+      <w:pPr>
+        <w:pStyle w:val="ListBullet"/>
+      </w:pPr>
+      <w:r>
+        <w:t xml:space="preserve">Source tiles (click to include or exclude), </w:t>
+      </w:r>
+      <w:r>
+        <w:rPr>
+          <w:i/>
+        </w:rPr>
+        <w:t>Applications</w:t>
+      </w:r>
+      <w:r>
+        <w:t xml:space="preserve"> or </w:t>
+      </w:r>
+      <w:r>
+        <w:rPr>
+          <w:i/>
+        </w:rPr>
+        <w:t>All packages</w:t>
+      </w:r>
+      <w:r>
+        <w:t>, search and sort (name, size, install date).</w:t>
+      </w:r>
+    </w:p>
+    <w:p>
+      <w:pPr>
+        <w:pStyle w:val="ListBullet"/>
+      </w:pPr>
+      <w:r>
+        <w:t>Click an item for details: version, size, install date, publisher, homepage, whether it was installed automatically.</w:t>
+      </w:r>
+    </w:p>
+    <w:p>
+      <w:r>
+        <w:rPr>
+          <w:b/>
+        </w:rPr>
+        <w:t>Uninstall:</w:t>
+      </w:r>
     </w:p>
     <w:p>
       <w:pPr>
@@ -8159,7 +8678,25 @@
         <w:tab/>
       </w:r>
       <w:r>
-        <w:t>Tick the items to clean. Safe items are pre-selected; items marked ⚠ (Trash, unused packages, model caches…) are not.</w:t>
+        <w:t xml:space="preserve">Click </w:t>
+      </w:r>
+      <w:r>
+        <w:rPr>
+          <w:b/>
+        </w:rPr>
+        <w:t>Uninstall</w:t>
+      </w:r>
+      <w:r>
+        <w:t xml:space="preserve">. SysPulse first works out </w:t>
+      </w:r>
+      <w:r>
+        <w:rPr>
+          <w:b/>
+        </w:rPr>
+        <w:t>exactly</w:t>
+      </w:r>
+      <w:r>
+        <w:t xml:space="preserve"> what will be removed, including dependent packages, and how much space is freed.</w:t>
       </w:r>
     </w:p>
     <w:p>
@@ -8179,13 +8716,25 @@
         <w:tab/>
       </w:r>
       <w:r>
+        <w:t xml:space="preserve">Optionally tick </w:t>
+      </w:r>
+      <w:r>
         <w:rPr>
-          <w:b/>
+          <w:i/>
         </w:rPr>
-        <w:t>Details</w:t>
-      </w:r>
-      <w:r>
-        <w:t xml:space="preserve"> lists exactly what an item contains (for example which packages autoremove would delete).</w:t>
+        <w:t>Also remove system-wide configuration files (purge)</w:t>
+      </w:r>
+      <w:r>
+        <w:t xml:space="preserve"> (APT) or </w:t>
+      </w:r>
+      <w:r>
+        <w:rPr>
+          <w:i/>
+        </w:rPr>
+        <w:t>Delete the app's saved data too</w:t>
+      </w:r>
+      <w:r>
+        <w:t xml:space="preserve"> (Snap).</w:t>
       </w:r>
     </w:p>
     <w:p>
@@ -8205,6 +8754,390 @@
         <w:tab/>
       </w:r>
       <w:r>
+        <w:t>Confirm and enter your password.</w:t>
+      </w:r>
+    </w:p>
+    <w:p>
+      <w:r>
+        <w:t xml:space="preserve">Essential system packages, and removals that would break the desktop (for example </w:t>
+      </w:r>
+      <w:r>
+        <w:rPr>
+          <w:rFonts w:ascii="Consolas" w:hAnsi="Consolas"/>
+          <w:sz w:val="19"/>
+          <w:shd w:val="clear" w:fill="EEF1F5"/>
+        </w:rPr>
+        <w:t>gnome-shell</w:t>
+      </w:r>
+      <w:r>
+        <w:t xml:space="preserve">), are blocked and labelled </w:t>
+      </w:r>
+      <w:r>
+        <w:rPr>
+          <w:b/>
+        </w:rPr>
+        <w:t>System</w:t>
+      </w:r>
+      <w:r>
+        <w:t>.</w:t>
+      </w:r>
+    </w:p>
+    <w:p>
+      <w:bookmarkStart w:id="21" w:name="sec21"/>
+      <w:pPr>
+        <w:pStyle w:val="Heading2"/>
+      </w:pPr>
+      <w:r>
+        <w:t>5.2 Cache Cleaner</w:t>
+      </w:r>
+      <w:bookmarkEnd w:id="21"/>
+    </w:p>
+    <w:p>
+      <w:r>
+        <w:t>Shows how much space each cache uses and where it is.</w:t>
+      </w:r>
+    </w:p>
+    <w:tbl>
+      <w:tblPr>
+        <w:tblW w:type="auto" w:w="0"/>
+        <w:jc w:val="center"/>
+        <w:tblLook w:firstColumn="1" w:firstRow="1" w:lastColumn="0" w:lastRow="0" w:noHBand="0" w:noVBand="1" w:val="04A0"/>
+        <w:tblBorders>
+          <w:top w:val="single" w:sz="4" w:space="0" w:color="D0D7DE"/>
+          <w:left w:val="single" w:sz="4" w:space="0" w:color="D0D7DE"/>
+          <w:bottom w:val="single" w:sz="4" w:space="0" w:color="D0D7DE"/>
+          <w:right w:val="single" w:sz="4" w:space="0" w:color="D0D7DE"/>
+          <w:insideH w:val="single" w:sz="4" w:space="0" w:color="D0D7DE"/>
+          <w:insideV w:val="single" w:sz="4" w:space="0" w:color="D0D7DE"/>
+        </w:tblBorders>
+      </w:tblPr>
+      <w:tblGrid>
+        <w:gridCol w:w="4819"/>
+        <w:gridCol w:w="4819"/>
+      </w:tblGrid>
+      <w:tr>
+        <w:trPr>
+          <w:tblHeader w:val="true"/>
+        </w:trPr>
+        <w:tc>
+          <w:tcPr>
+            <w:tcW w:type="dxa" w:w="2128"/>
+            <w:tcMar>
+              <w:top w:w="60" w:type="dxa"/>
+              <w:bottom w:w="60" w:type="dxa"/>
+              <w:start w:w="100" w:type="dxa"/>
+              <w:end w:w="100" w:type="dxa"/>
+            </w:tcMar>
+            <w:shd w:val="clear" w:color="auto" w:fill="1F6FEB"/>
+          </w:tcPr>
+          <w:p>
+            <w:pPr>
+              <w:spacing w:after="0" w:line="252" w:lineRule="auto"/>
+            </w:pPr>
+            <w:r>
+              <w:rPr>
+                <w:b/>
+                <w:color w:val="FFFFFF"/>
+                <w:sz w:val="19"/>
+              </w:rPr>
+              <w:t>Group</w:t>
+            </w:r>
+          </w:p>
+        </w:tc>
+        <w:tc>
+          <w:tcPr>
+            <w:tcW w:type="dxa" w:w="7510"/>
+            <w:tcMar>
+              <w:top w:w="60" w:type="dxa"/>
+              <w:bottom w:w="60" w:type="dxa"/>
+              <w:start w:w="100" w:type="dxa"/>
+              <w:end w:w="100" w:type="dxa"/>
+            </w:tcMar>
+            <w:shd w:val="clear" w:color="auto" w:fill="1F6FEB"/>
+          </w:tcPr>
+          <w:p>
+            <w:pPr>
+              <w:spacing w:after="0" w:line="252" w:lineRule="auto"/>
+            </w:pPr>
+            <w:r>
+              <w:rPr>
+                <w:b/>
+                <w:color w:val="FFFFFF"/>
+                <w:sz w:val="19"/>
+              </w:rPr>
+              <w:t>Items</w:t>
+            </w:r>
+          </w:p>
+        </w:tc>
+      </w:tr>
+      <w:tr>
+        <w:tc>
+          <w:tcPr>
+            <w:tcW w:type="dxa" w:w="2128"/>
+            <w:tcMar>
+              <w:top w:w="60" w:type="dxa"/>
+              <w:bottom w:w="60" w:type="dxa"/>
+              <w:start w:w="100" w:type="dxa"/>
+              <w:end w:w="100" w:type="dxa"/>
+            </w:tcMar>
+          </w:tcPr>
+          <w:p>
+            <w:pPr>
+              <w:spacing w:after="0" w:line="252" w:lineRule="auto"/>
+            </w:pPr>
+            <w:r>
+              <w:rPr>
+                <w:b/>
+                <w:sz w:val="19"/>
+              </w:rPr>
+              <w:t>System</w:t>
+            </w:r>
+            <w:r>
+              <w:rPr>
+                <w:b/>
+                <w:sz w:val="19"/>
+              </w:rPr>
+              <w:t xml:space="preserve"> (password)</w:t>
+            </w:r>
+          </w:p>
+        </w:tc>
+        <w:tc>
+          <w:tcPr>
+            <w:tcW w:type="dxa" w:w="7510"/>
+            <w:tcMar>
+              <w:top w:w="60" w:type="dxa"/>
+              <w:bottom w:w="60" w:type="dxa"/>
+              <w:start w:w="100" w:type="dxa"/>
+              <w:end w:w="100" w:type="dxa"/>
+            </w:tcMar>
+          </w:tcPr>
+          <w:p>
+            <w:pPr>
+              <w:spacing w:after="0" w:line="252" w:lineRule="auto"/>
+            </w:pPr>
+            <w:r>
+              <w:rPr>
+                <w:sz w:val="19"/>
+              </w:rPr>
+              <w:t>APT package cache, journal logs (keeps the newest 100 MB), old rotated logs, crash reports, core dumps, old Snap revisions, unused packages and old kernels</w:t>
+            </w:r>
+          </w:p>
+        </w:tc>
+      </w:tr>
+      <w:tr>
+        <w:tc>
+          <w:tcPr>
+            <w:tcW w:type="dxa" w:w="2128"/>
+            <w:tcMar>
+              <w:top w:w="60" w:type="dxa"/>
+              <w:bottom w:w="60" w:type="dxa"/>
+              <w:start w:w="100" w:type="dxa"/>
+              <w:end w:w="100" w:type="dxa"/>
+            </w:tcMar>
+            <w:shd w:val="clear" w:color="auto" w:fill="F3F6FB"/>
+          </w:tcPr>
+          <w:p>
+            <w:pPr>
+              <w:spacing w:after="0" w:line="252" w:lineRule="auto"/>
+            </w:pPr>
+            <w:r>
+              <w:rPr>
+                <w:b/>
+                <w:sz w:val="19"/>
+              </w:rPr>
+              <w:t>Your files</w:t>
+            </w:r>
+          </w:p>
+        </w:tc>
+        <w:tc>
+          <w:tcPr>
+            <w:tcW w:type="dxa" w:w="7510"/>
+            <w:tcMar>
+              <w:top w:w="60" w:type="dxa"/>
+              <w:bottom w:w="60" w:type="dxa"/>
+              <w:start w:w="100" w:type="dxa"/>
+              <w:end w:w="100" w:type="dxa"/>
+            </w:tcMar>
+            <w:shd w:val="clear" w:color="auto" w:fill="F3F6FB"/>
+          </w:tcPr>
+          <w:p>
+            <w:pPr>
+              <w:spacing w:after="0" w:line="252" w:lineRule="auto"/>
+            </w:pPr>
+            <w:r>
+              <w:rPr>
+                <w:sz w:val="19"/>
+              </w:rPr>
+              <w:t>Thumbnails, Trash, GNOME search index (Tracker), Flatpak app caches, other application caches</w:t>
+            </w:r>
+          </w:p>
+        </w:tc>
+      </w:tr>
+      <w:tr>
+        <w:tc>
+          <w:tcPr>
+            <w:tcW w:type="dxa" w:w="2128"/>
+            <w:tcMar>
+              <w:top w:w="60" w:type="dxa"/>
+              <w:bottom w:w="60" w:type="dxa"/>
+              <w:start w:w="100" w:type="dxa"/>
+              <w:end w:w="100" w:type="dxa"/>
+            </w:tcMar>
+          </w:tcPr>
+          <w:p>
+            <w:pPr>
+              <w:spacing w:after="0" w:line="252" w:lineRule="auto"/>
+            </w:pPr>
+            <w:r>
+              <w:rPr>
+                <w:b/>
+                <w:sz w:val="19"/>
+              </w:rPr>
+              <w:t>Browsers</w:t>
+            </w:r>
+          </w:p>
+        </w:tc>
+        <w:tc>
+          <w:tcPr>
+            <w:tcW w:type="dxa" w:w="7510"/>
+            <w:tcMar>
+              <w:top w:w="60" w:type="dxa"/>
+              <w:bottom w:w="60" w:type="dxa"/>
+              <w:start w:w="100" w:type="dxa"/>
+              <w:end w:w="100" w:type="dxa"/>
+            </w:tcMar>
+          </w:tcPr>
+          <w:p>
+            <w:pPr>
+              <w:spacing w:after="0" w:line="252" w:lineRule="auto"/>
+            </w:pPr>
+            <w:r>
+              <w:rPr>
+                <w:sz w:val="19"/>
+              </w:rPr>
+              <w:t>Firefox, Chrome, Chromium, Brave, Edge, Vivaldi/Opera caches (close the browser first)</w:t>
+            </w:r>
+          </w:p>
+        </w:tc>
+      </w:tr>
+      <w:tr>
+        <w:tc>
+          <w:tcPr>
+            <w:tcW w:type="dxa" w:w="2128"/>
+            <w:tcMar>
+              <w:top w:w="60" w:type="dxa"/>
+              <w:bottom w:w="60" w:type="dxa"/>
+              <w:start w:w="100" w:type="dxa"/>
+              <w:end w:w="100" w:type="dxa"/>
+            </w:tcMar>
+            <w:shd w:val="clear" w:color="auto" w:fill="F3F6FB"/>
+          </w:tcPr>
+          <w:p>
+            <w:pPr>
+              <w:spacing w:after="0" w:line="252" w:lineRule="auto"/>
+            </w:pPr>
+            <w:r>
+              <w:rPr>
+                <w:b/>
+                <w:sz w:val="19"/>
+              </w:rPr>
+              <w:t>Developer tools</w:t>
+            </w:r>
+          </w:p>
+        </w:tc>
+        <w:tc>
+          <w:tcPr>
+            <w:tcW w:type="dxa" w:w="7510"/>
+            <w:tcMar>
+              <w:top w:w="60" w:type="dxa"/>
+              <w:bottom w:w="60" w:type="dxa"/>
+              <w:start w:w="100" w:type="dxa"/>
+              <w:end w:w="100" w:type="dxa"/>
+            </w:tcMar>
+            <w:shd w:val="clear" w:color="auto" w:fill="F3F6FB"/>
+          </w:tcPr>
+          <w:p>
+            <w:pPr>
+              <w:spacing w:after="0" w:line="252" w:lineRule="auto"/>
+            </w:pPr>
+            <w:r>
+              <w:rPr>
+                <w:sz w:val="19"/>
+              </w:rPr>
+              <w:t>VS Code, pip, npm/yarn, Go, Cargo, Gradle, Conda archives, Hugging Face/PyTorch models, JetBrains</w:t>
+            </w:r>
+          </w:p>
+        </w:tc>
+      </w:tr>
+    </w:tbl>
+    <w:p>
+      <w:pPr>
+        <w:spacing w:after="40"/>
+      </w:pPr>
+    </w:p>
+    <w:p>
+      <w:pPr>
+        <w:tabs>
+          <w:tab w:pos="357" w:val="left"/>
+        </w:tabs>
+        <w:spacing w:after="60"/>
+        <w:ind w:left="357" w:hanging="357"/>
+      </w:pPr>
+      <w:r>
+        <w:rPr>
+          <w:b/>
+          <w:color w:val="1F6FEB"/>
+        </w:rPr>
+        <w:t>1.</w:t>
+        <w:tab/>
+      </w:r>
+      <w:r>
+        <w:t>Tick the items to clean. Safe items are pre-selected; items marked ⚠ (Trash, unused packages, model caches…) are not.</w:t>
+      </w:r>
+    </w:p>
+    <w:p>
+      <w:pPr>
+        <w:tabs>
+          <w:tab w:pos="357" w:val="left"/>
+        </w:tabs>
+        <w:spacing w:after="60"/>
+        <w:ind w:left="357" w:hanging="357"/>
+      </w:pPr>
+      <w:r>
+        <w:rPr>
+          <w:b/>
+          <w:color w:val="1F6FEB"/>
+        </w:rPr>
+        <w:t>2.</w:t>
+        <w:tab/>
+      </w:r>
+      <w:r>
+        <w:rPr>
+          <w:b/>
+        </w:rPr>
+        <w:t>Details</w:t>
+      </w:r>
+      <w:r>
+        <w:t xml:space="preserve"> lists exactly what an item contains (for example which packages autoremove would delete).</w:t>
+      </w:r>
+    </w:p>
+    <w:p>
+      <w:pPr>
+        <w:tabs>
+          <w:tab w:pos="357" w:val="left"/>
+        </w:tabs>
+        <w:spacing w:after="60"/>
+        <w:ind w:left="357" w:hanging="357"/>
+      </w:pPr>
+      <w:r>
+        <w:rPr>
+          <w:b/>
+          <w:color w:val="1F6FEB"/>
+        </w:rPr>
+        <w:t>3.</w:t>
+        <w:tab/>
+      </w:r>
+      <w:r>
         <w:t xml:space="preserve">Click </w:t>
       </w:r>
       <w:r>
@@ -8218,14 +9151,14 @@
       </w:r>
     </w:p>
     <w:p>
-      <w:bookmarkStart w:id="21" w:name="sec21"/>
+      <w:bookmarkStart w:id="22" w:name="sec22"/>
       <w:pPr>
         <w:pStyle w:val="Heading2"/>
       </w:pPr>
       <w:r>
         <w:t>5.3 Large Files</w:t>
       </w:r>
-      <w:bookmarkEnd w:id="21"/>
+      <w:bookmarkEnd w:id="22"/>
     </w:p>
     <w:p>
       <w:r>
@@ -8656,14 +9589,14 @@
       </w:pPr>
     </w:p>
     <w:p>
-      <w:bookmarkStart w:id="22" w:name="sec22"/>
+      <w:bookmarkStart w:id="23" w:name="sec23"/>
       <w:pPr>
         <w:pStyle w:val="Heading2"/>
       </w:pPr>
       <w:r>
         <w:t>5.4 File Search</w:t>
       </w:r>
-      <w:bookmarkEnd w:id="22"/>
+      <w:bookmarkEnd w:id="23"/>
     </w:p>
     <w:p>
       <w:pPr>
@@ -9255,24 +10188,24 @@
       </w:r>
     </w:p>
     <w:p>
-      <w:bookmarkStart w:id="23" w:name="sec23"/>
+      <w:bookmarkStart w:id="24" w:name="sec24"/>
       <w:pPr>
         <w:pStyle w:val="Heading1"/>
       </w:pPr>
       <w:r>
         <w:t>6. Media</w:t>
       </w:r>
-      <w:bookmarkEnd w:id="23"/>
+      <w:bookmarkEnd w:id="24"/>
     </w:p>
     <w:p>
-      <w:bookmarkStart w:id="24" w:name="sec24"/>
+      <w:bookmarkStart w:id="25" w:name="sec25"/>
       <w:pPr>
         <w:pStyle w:val="Heading2"/>
       </w:pPr>
       <w:r>
         <w:t>6.1 Screen Recorder</w:t>
       </w:r>
-      <w:bookmarkEnd w:id="24"/>
+      <w:bookmarkEnd w:id="25"/>
     </w:p>
     <w:p>
       <w:r>
@@ -10242,14 +11175,14 @@
       </w:r>
     </w:p>
     <w:p>
-      <w:bookmarkStart w:id="25" w:name="sec25"/>
+      <w:bookmarkStart w:id="26" w:name="sec26"/>
       <w:pPr>
         <w:pStyle w:val="Heading1"/>
       </w:pPr>
       <w:r>
         <w:t>7. Settings and alerts</w:t>
       </w:r>
-      <w:bookmarkEnd w:id="25"/>
+      <w:bookmarkEnd w:id="26"/>
     </w:p>
     <w:tbl>
       <w:tblPr>
@@ -10615,14 +11548,14 @@
       </w:r>
     </w:p>
     <w:p>
-      <w:bookmarkStart w:id="26" w:name="sec26"/>
+      <w:bookmarkStart w:id="27" w:name="sec27"/>
       <w:pPr>
         <w:pStyle w:val="Heading1"/>
       </w:pPr>
       <w:r>
         <w:t>8. Keyboard shortcuts</w:t>
       </w:r>
-      <w:bookmarkEnd w:id="26"/>
+      <w:bookmarkEnd w:id="27"/>
     </w:p>
     <w:tbl>
       <w:tblPr>
@@ -11833,14 +12766,14 @@
       </w:pPr>
     </w:p>
     <w:p>
-      <w:bookmarkStart w:id="27" w:name="sec27"/>
+      <w:bookmarkStart w:id="28" w:name="sec28"/>
       <w:pPr>
         <w:pStyle w:val="Heading1"/>
       </w:pPr>
       <w:r>
         <w:t>9. Common tasks (quick recipes)</w:t>
       </w:r>
-      <w:bookmarkEnd w:id="27"/>
+      <w:bookmarkEnd w:id="28"/>
     </w:p>
     <w:tbl>
       <w:tblPr>
@@ -11866,7 +12799,7 @@
         </w:trPr>
         <w:tc>
           <w:tcPr>
-            <w:tcW w:type="dxa" w:w="3912"/>
+            <w:tcW w:type="dxa" w:w="4779"/>
             <w:tcMar>
               <w:top w:w="60" w:type="dxa"/>
               <w:bottom w:w="60" w:type="dxa"/>
@@ -11891,7 +12824,7 @@
         </w:tc>
         <w:tc>
           <w:tcPr>
-            <w:tcW w:type="dxa" w:w="5726"/>
+            <w:tcW w:type="dxa" w:w="4859"/>
             <w:tcMar>
               <w:top w:w="60" w:type="dxa"/>
               <w:bottom w:w="60" w:type="dxa"/>
@@ -11918,7 +12851,7 @@
       <w:tr>
         <w:tc>
           <w:tcPr>
-            <w:tcW w:type="dxa" w:w="3912"/>
+            <w:tcW w:type="dxa" w:w="4779"/>
             <w:tcMar>
               <w:top w:w="60" w:type="dxa"/>
               <w:bottom w:w="60" w:type="dxa"/>
@@ -11941,7 +12874,7 @@
         </w:tc>
         <w:tc>
           <w:tcPr>
-            <w:tcW w:type="dxa" w:w="5726"/>
+            <w:tcW w:type="dxa" w:w="4859"/>
             <w:tcMar>
               <w:top w:w="60" w:type="dxa"/>
               <w:bottom w:w="60" w:type="dxa"/>
@@ -11978,7 +12911,7 @@
       <w:tr>
         <w:tc>
           <w:tcPr>
-            <w:tcW w:type="dxa" w:w="3912"/>
+            <w:tcW w:type="dxa" w:w="4779"/>
             <w:tcMar>
               <w:top w:w="60" w:type="dxa"/>
               <w:bottom w:w="60" w:type="dxa"/>
@@ -12002,7 +12935,7 @@
         </w:tc>
         <w:tc>
           <w:tcPr>
-            <w:tcW w:type="dxa" w:w="5726"/>
+            <w:tcW w:type="dxa" w:w="4859"/>
             <w:tcMar>
               <w:top w:w="60" w:type="dxa"/>
               <w:bottom w:w="60" w:type="dxa"/>
@@ -12034,7 +12967,7 @@
       <w:tr>
         <w:tc>
           <w:tcPr>
-            <w:tcW w:type="dxa" w:w="3912"/>
+            <w:tcW w:type="dxa" w:w="4779"/>
             <w:tcMar>
               <w:top w:w="60" w:type="dxa"/>
               <w:bottom w:w="60" w:type="dxa"/>
@@ -12057,7 +12990,7 @@
         </w:tc>
         <w:tc>
           <w:tcPr>
-            <w:tcW w:type="dxa" w:w="5726"/>
+            <w:tcW w:type="dxa" w:w="4859"/>
             <w:tcMar>
               <w:top w:w="60" w:type="dxa"/>
               <w:bottom w:w="60" w:type="dxa"/>
@@ -12094,7 +13027,7 @@
       <w:tr>
         <w:tc>
           <w:tcPr>
-            <w:tcW w:type="dxa" w:w="3912"/>
+            <w:tcW w:type="dxa" w:w="4779"/>
             <w:tcMar>
               <w:top w:w="60" w:type="dxa"/>
               <w:bottom w:w="60" w:type="dxa"/>
@@ -12118,7 +13051,7 @@
         </w:tc>
         <w:tc>
           <w:tcPr>
-            <w:tcW w:type="dxa" w:w="5726"/>
+            <w:tcW w:type="dxa" w:w="4859"/>
             <w:tcMar>
               <w:top w:w="60" w:type="dxa"/>
               <w:bottom w:w="60" w:type="dxa"/>
@@ -12156,7 +13089,7 @@
       <w:tr>
         <w:tc>
           <w:tcPr>
-            <w:tcW w:type="dxa" w:w="3912"/>
+            <w:tcW w:type="dxa" w:w="4779"/>
             <w:tcMar>
               <w:top w:w="60" w:type="dxa"/>
               <w:bottom w:w="60" w:type="dxa"/>
@@ -12179,7 +13112,7 @@
         </w:tc>
         <w:tc>
           <w:tcPr>
-            <w:tcW w:type="dxa" w:w="5726"/>
+            <w:tcW w:type="dxa" w:w="4859"/>
             <w:tcMar>
               <w:top w:w="60" w:type="dxa"/>
               <w:bottom w:w="60" w:type="dxa"/>
@@ -12223,7 +13156,7 @@
       <w:tr>
         <w:tc>
           <w:tcPr>
-            <w:tcW w:type="dxa" w:w="3912"/>
+            <w:tcW w:type="dxa" w:w="4779"/>
             <w:tcMar>
               <w:top w:w="60" w:type="dxa"/>
               <w:bottom w:w="60" w:type="dxa"/>
@@ -12247,7 +13180,7 @@
         </w:tc>
         <w:tc>
           <w:tcPr>
-            <w:tcW w:type="dxa" w:w="5726"/>
+            <w:tcW w:type="dxa" w:w="4859"/>
             <w:tcMar>
               <w:top w:w="60" w:type="dxa"/>
               <w:bottom w:w="60" w:type="dxa"/>
@@ -12279,7 +13212,7 @@
       <w:tr>
         <w:tc>
           <w:tcPr>
-            <w:tcW w:type="dxa" w:w="3912"/>
+            <w:tcW w:type="dxa" w:w="4779"/>
             <w:tcMar>
               <w:top w:w="60" w:type="dxa"/>
               <w:bottom w:w="60" w:type="dxa"/>
@@ -12302,7 +13235,7 @@
         </w:tc>
         <w:tc>
           <w:tcPr>
-            <w:tcW w:type="dxa" w:w="5726"/>
+            <w:tcW w:type="dxa" w:w="4859"/>
             <w:tcMar>
               <w:top w:w="60" w:type="dxa"/>
               <w:bottom w:w="60" w:type="dxa"/>
@@ -12326,7 +13259,7 @@
       <w:tr>
         <w:tc>
           <w:tcPr>
-            <w:tcW w:type="dxa" w:w="3912"/>
+            <w:tcW w:type="dxa" w:w="4779"/>
             <w:tcMar>
               <w:top w:w="60" w:type="dxa"/>
               <w:bottom w:w="60" w:type="dxa"/>
@@ -12350,7 +13283,7 @@
         </w:tc>
         <w:tc>
           <w:tcPr>
-            <w:tcW w:type="dxa" w:w="5726"/>
+            <w:tcW w:type="dxa" w:w="4859"/>
             <w:tcMar>
               <w:top w:w="60" w:type="dxa"/>
               <w:bottom w:w="60" w:type="dxa"/>
@@ -12389,7 +13322,7 @@
       <w:tr>
         <w:tc>
           <w:tcPr>
-            <w:tcW w:type="dxa" w:w="3912"/>
+            <w:tcW w:type="dxa" w:w="4779"/>
             <w:tcMar>
               <w:top w:w="60" w:type="dxa"/>
               <w:bottom w:w="60" w:type="dxa"/>
@@ -12411,7 +13344,7 @@
         </w:tc>
         <w:tc>
           <w:tcPr>
-            <w:tcW w:type="dxa" w:w="5726"/>
+            <w:tcW w:type="dxa" w:w="4859"/>
             <w:tcMar>
               <w:top w:w="60" w:type="dxa"/>
               <w:bottom w:w="60" w:type="dxa"/>
@@ -12456,7 +13389,7 @@
       <w:tr>
         <w:tc>
           <w:tcPr>
-            <w:tcW w:type="dxa" w:w="3912"/>
+            <w:tcW w:type="dxa" w:w="4779"/>
             <w:tcMar>
               <w:top w:w="60" w:type="dxa"/>
               <w:bottom w:w="60" w:type="dxa"/>
@@ -12480,7 +13413,7 @@
         </w:tc>
         <w:tc>
           <w:tcPr>
-            <w:tcW w:type="dxa" w:w="5726"/>
+            <w:tcW w:type="dxa" w:w="4859"/>
             <w:tcMar>
               <w:top w:w="60" w:type="dxa"/>
               <w:bottom w:w="60" w:type="dxa"/>
@@ -12539,7 +13472,7 @@
       <w:tr>
         <w:tc>
           <w:tcPr>
-            <w:tcW w:type="dxa" w:w="3912"/>
+            <w:tcW w:type="dxa" w:w="4779"/>
             <w:tcMar>
               <w:top w:w="60" w:type="dxa"/>
               <w:bottom w:w="60" w:type="dxa"/>
@@ -12562,7 +13495,7 @@
         </w:tc>
         <w:tc>
           <w:tcPr>
-            <w:tcW w:type="dxa" w:w="5726"/>
+            <w:tcW w:type="dxa" w:w="4859"/>
             <w:tcMar>
               <w:top w:w="60" w:type="dxa"/>
               <w:bottom w:w="60" w:type="dxa"/>
@@ -12599,7 +13532,7 @@
       <w:tr>
         <w:tc>
           <w:tcPr>
-            <w:tcW w:type="dxa" w:w="3912"/>
+            <w:tcW w:type="dxa" w:w="4779"/>
             <w:tcMar>
               <w:top w:w="60" w:type="dxa"/>
               <w:bottom w:w="60" w:type="dxa"/>
@@ -12623,7 +13556,7 @@
         </w:tc>
         <w:tc>
           <w:tcPr>
-            <w:tcW w:type="dxa" w:w="5726"/>
+            <w:tcW w:type="dxa" w:w="4859"/>
             <w:tcMar>
               <w:top w:w="60" w:type="dxa"/>
               <w:bottom w:w="60" w:type="dxa"/>
@@ -12648,7 +13581,7 @@
       <w:tr>
         <w:tc>
           <w:tcPr>
-            <w:tcW w:type="dxa" w:w="3912"/>
+            <w:tcW w:type="dxa" w:w="4779"/>
             <w:tcMar>
               <w:top w:w="60" w:type="dxa"/>
               <w:bottom w:w="60" w:type="dxa"/>
@@ -12662,16 +13595,15 @@
             </w:pPr>
             <w:r>
               <w:rPr>
-                <w:b/>
                 <w:sz w:val="19"/>
               </w:rPr>
-              <w:t>Stop an app from starting at login</w:t>
+              <w:t>Give an operator account a desktop icon for an in-house app</w:t>
             </w:r>
           </w:p>
         </w:tc>
         <w:tc>
           <w:tcPr>
-            <w:tcW w:type="dxa" w:w="5726"/>
+            <w:tcW w:type="dxa" w:w="4859"/>
             <w:tcMar>
               <w:top w:w="60" w:type="dxa"/>
               <w:bottom w:w="60" w:type="dxa"/>
@@ -12687,7 +13619,7 @@
               <w:rPr>
                 <w:sz w:val="19"/>
               </w:rPr>
-              <w:t>Startup Apps → switch it off</w:t>
+              <w:t>App Launchers → New launcher → choose the app folder → tick the operator → Create launcher</w:t>
             </w:r>
           </w:p>
         </w:tc>
@@ -12695,7 +13627,7 @@
       <w:tr>
         <w:tc>
           <w:tcPr>
-            <w:tcW w:type="dxa" w:w="3912"/>
+            <w:tcW w:type="dxa" w:w="4779"/>
             <w:tcMar>
               <w:top w:w="60" w:type="dxa"/>
               <w:bottom w:w="60" w:type="dxa"/>
@@ -12713,13 +13645,13 @@
                 <w:b/>
                 <w:sz w:val="19"/>
               </w:rPr>
-              <w:t>Check battery health</w:t>
+              <w:t>Stop an app from starting at login</w:t>
             </w:r>
           </w:p>
         </w:tc>
         <w:tc>
           <w:tcPr>
-            <w:tcW w:type="dxa" w:w="5726"/>
+            <w:tcW w:type="dxa" w:w="4859"/>
             <w:tcMar>
               <w:top w:w="60" w:type="dxa"/>
               <w:bottom w:w="60" w:type="dxa"/>
@@ -12736,6 +13668,53 @@
               <w:rPr>
                 <w:sz w:val="19"/>
               </w:rPr>
+              <w:t>Startup Apps → switch it off</w:t>
+            </w:r>
+          </w:p>
+        </w:tc>
+      </w:tr>
+      <w:tr>
+        <w:tc>
+          <w:tcPr>
+            <w:tcW w:type="dxa" w:w="4779"/>
+            <w:tcMar>
+              <w:top w:w="60" w:type="dxa"/>
+              <w:bottom w:w="60" w:type="dxa"/>
+              <w:start w:w="100" w:type="dxa"/>
+              <w:end w:w="100" w:type="dxa"/>
+            </w:tcMar>
+          </w:tcPr>
+          <w:p>
+            <w:pPr>
+              <w:spacing w:after="0" w:line="252" w:lineRule="auto"/>
+            </w:pPr>
+            <w:r>
+              <w:rPr>
+                <w:b/>
+                <w:sz w:val="19"/>
+              </w:rPr>
+              <w:t>Check battery health</w:t>
+            </w:r>
+          </w:p>
+        </w:tc>
+        <w:tc>
+          <w:tcPr>
+            <w:tcW w:type="dxa" w:w="4859"/>
+            <w:tcMar>
+              <w:top w:w="60" w:type="dxa"/>
+              <w:bottom w:w="60" w:type="dxa"/>
+              <w:start w:w="100" w:type="dxa"/>
+              <w:end w:w="100" w:type="dxa"/>
+            </w:tcMar>
+          </w:tcPr>
+          <w:p>
+            <w:pPr>
+              <w:spacing w:after="0" w:line="252" w:lineRule="auto"/>
+            </w:pPr>
+            <w:r>
+              <w:rPr>
+                <w:sz w:val="19"/>
+              </w:rPr>
               <w:t xml:space="preserve">Hardware → Power → </w:t>
             </w:r>
             <w:r>
@@ -12755,14 +13734,14 @@
       </w:pPr>
     </w:p>
     <w:p>
-      <w:bookmarkStart w:id="28" w:name="sec28"/>
+      <w:bookmarkStart w:id="29" w:name="sec29"/>
       <w:pPr>
         <w:pStyle w:val="Heading1"/>
       </w:pPr>
       <w:r>
         <w:t>10. FAQ</w:t>
       </w:r>
-      <w:bookmarkEnd w:id="28"/>
+      <w:bookmarkEnd w:id="29"/>
     </w:p>
     <w:p>
       <w:r>
@@ -12783,7 +13762,7 @@
         <w:t>Why does it ask for my password?</w:t>
       </w:r>
       <w:r>
-        <w:t xml:space="preserve"> Only for actions that change the system: uninstalling, cleaning system caches, system services, other users' processes, raising priority, serial access, and the one-time NetLens capture permission. SysPulse itself never runs as administrator.</w:t>
+        <w:t xml:space="preserve"> Only for actions that change the system: uninstalling, cleaning system caches, system services, other users' processes, raising priority, serial access, the one-time NetLens capture permission, and creating app launchers for other accounts. SysPulse itself never runs as administrator.</w:t>
       </w:r>
     </w:p>
     <w:p>

--- a/docs/word/SysPulse User Manual.docx
+++ b/docs/word/SysPulse User Manual.docx
@@ -101,7 +101,7 @@
           <w:b/>
           <w:sz w:val="21"/>
         </w:rPr>
-        <w:t>0.6.0</w:t>
+        <w:t>0.7.0</w:t>
       </w:r>
     </w:p>
     <w:p>

--- a/docs/word/SysPulse User Manual.docx
+++ b/docs/word/SysPulse User Manual.docx
@@ -101,7 +101,7 @@
           <w:b/>
           <w:sz w:val="21"/>
         </w:rPr>
-        <w:t>0.7.0</w:t>
+        <w:t>0.7.1</w:t>
       </w:r>
     </w:p>
     <w:p>
@@ -120,7 +120,7 @@
           <w:b/>
           <w:sz w:val="21"/>
         </w:rPr>
-        <w:t>12 October 2026</w:t>
+        <w:t>24 October 2026</w:t>
       </w:r>
     </w:p>
     <w:p>
@@ -517,22 +517,23 @@
             <w:b/>
             <w:sz w:val="22"/>
           </w:rPr>
-          <w:t xml:space="preserve">6. Media</w:t>
+          <w:t xml:space="preserve">6. Settings and alerts</w:t>
         </w:r>
       </w:hyperlink>
     </w:p>
     <w:p>
       <w:pPr>
-        <w:spacing w:after="20"/>
-        <w:ind w:left="454"/>
+        <w:spacing w:after="80"/>
+        <w:ind w:left="0"/>
       </w:pPr>
       <w:hyperlink w:anchor="sec25">
         <w:r>
           <w:rPr>
-            <w:color w:val="1F6FEB"/>
-            <w:sz w:val="20"/>
+            <w:color w:val="1F2937"/>
+            <w:b/>
+            <w:sz w:val="22"/>
           </w:rPr>
-          <w:t xml:space="preserve">6.1 Screen Recorder</w:t>
+          <w:t xml:space="preserve">7. Keyboard shortcuts</w:t>
         </w:r>
       </w:hyperlink>
     </w:p>
@@ -548,7 +549,7 @@
             <w:b/>
             <w:sz w:val="22"/>
           </w:rPr>
-          <w:t xml:space="preserve">7. Settings and alerts</w:t>
+          <w:t xml:space="preserve">8. Common tasks (quick recipes)</w:t>
         </w:r>
       </w:hyperlink>
     </w:p>
@@ -564,39 +565,7 @@
             <w:b/>
             <w:sz w:val="22"/>
           </w:rPr>
-          <w:t xml:space="preserve">8. Keyboard shortcuts</w:t>
-        </w:r>
-      </w:hyperlink>
-    </w:p>
-    <w:p>
-      <w:pPr>
-        <w:spacing w:after="80"/>
-        <w:ind w:left="0"/>
-      </w:pPr>
-      <w:hyperlink w:anchor="sec28">
-        <w:r>
-          <w:rPr>
-            <w:color w:val="1F2937"/>
-            <w:b/>
-            <w:sz w:val="22"/>
-          </w:rPr>
-          <w:t xml:space="preserve">9. Common tasks (quick recipes)</w:t>
-        </w:r>
-      </w:hyperlink>
-    </w:p>
-    <w:p>
-      <w:pPr>
-        <w:spacing w:after="80"/>
-        <w:ind w:left="0"/>
-      </w:pPr>
-      <w:hyperlink w:anchor="sec29">
-        <w:r>
-          <w:rPr>
-            <w:color w:val="1F2937"/>
-            <w:b/>
-            <w:sz w:val="22"/>
-          </w:rPr>
-          <w:t xml:space="preserve">10. FAQ</w:t>
+          <w:t xml:space="preserve">9. FAQ</w:t>
         </w:r>
       </w:hyperlink>
     </w:p>
@@ -694,22 +663,13 @@
         <w:t>System</w:t>
       </w:r>
       <w:r>
-        <w:t xml:space="preserve">, </w:t>
+        <w:t xml:space="preserve"> and </w:t>
       </w:r>
       <w:r>
         <w:rPr>
           <w:i/>
         </w:rPr>
         <w:t>Maintenance</w:t>
-      </w:r>
-      <w:r>
-        <w:t xml:space="preserve"> and </w:t>
-      </w:r>
-      <w:r>
-        <w:rPr>
-          <w:i/>
-        </w:rPr>
-        <w:t>Media</w:t>
       </w:r>
       <w:r>
         <w:t xml:space="preserve">, with </w:t>
@@ -10193,996 +10153,9 @@
         <w:pStyle w:val="Heading1"/>
       </w:pPr>
       <w:r>
-        <w:t>6. Media</w:t>
+        <w:t>6. Settings and alerts</w:t>
       </w:r>
       <w:bookmarkEnd w:id="24"/>
-    </w:p>
-    <w:p>
-      <w:bookmarkStart w:id="25" w:name="sec25"/>
-      <w:pPr>
-        <w:pStyle w:val="Heading2"/>
-      </w:pPr>
-      <w:r>
-        <w:t>6.1 Screen Recorder</w:t>
-      </w:r>
-      <w:bookmarkEnd w:id="25"/>
-    </w:p>
-    <w:p>
-      <w:r>
-        <w:t>Records the screen with sound. Requires an X11 session ("Ubuntu on Xorg").</w:t>
-      </w:r>
-    </w:p>
-    <w:p>
-      <w:r>
-        <w:rPr>
-          <w:b/>
-        </w:rPr>
-        <w:t>1 — What to record</w:t>
-      </w:r>
-    </w:p>
-    <w:tbl>
-      <w:tblPr>
-        <w:tblW w:type="auto" w:w="0"/>
-        <w:jc w:val="center"/>
-        <w:tblLook w:firstColumn="1" w:firstRow="1" w:lastColumn="0" w:lastRow="0" w:noHBand="0" w:noVBand="1" w:val="04A0"/>
-        <w:tblBorders>
-          <w:top w:val="single" w:sz="4" w:space="0" w:color="D0D7DE"/>
-          <w:left w:val="single" w:sz="4" w:space="0" w:color="D0D7DE"/>
-          <w:bottom w:val="single" w:sz="4" w:space="0" w:color="D0D7DE"/>
-          <w:right w:val="single" w:sz="4" w:space="0" w:color="D0D7DE"/>
-          <w:insideH w:val="single" w:sz="4" w:space="0" w:color="D0D7DE"/>
-          <w:insideV w:val="single" w:sz="4" w:space="0" w:color="D0D7DE"/>
-        </w:tblBorders>
-      </w:tblPr>
-      <w:tblGrid>
-        <w:gridCol w:w="4819"/>
-        <w:gridCol w:w="4819"/>
-      </w:tblGrid>
-      <w:tr>
-        <w:trPr>
-          <w:tblHeader w:val="true"/>
-        </w:trPr>
-        <w:tc>
-          <w:tcPr>
-            <w:tcW w:type="dxa" w:w="1493"/>
-            <w:tcMar>
-              <w:top w:w="60" w:type="dxa"/>
-              <w:bottom w:w="60" w:type="dxa"/>
-              <w:start w:w="100" w:type="dxa"/>
-              <w:end w:w="100" w:type="dxa"/>
-            </w:tcMar>
-            <w:shd w:val="clear" w:color="auto" w:fill="1F6FEB"/>
-          </w:tcPr>
-          <w:p>
-            <w:pPr>
-              <w:spacing w:after="0" w:line="252" w:lineRule="auto"/>
-            </w:pPr>
-            <w:r>
-              <w:rPr>
-                <w:b/>
-                <w:color w:val="FFFFFF"/>
-                <w:sz w:val="19"/>
-              </w:rPr>
-              <w:t>Option</w:t>
-            </w:r>
-          </w:p>
-        </w:tc>
-        <w:tc>
-          <w:tcPr>
-            <w:tcW w:type="dxa" w:w="8145"/>
-            <w:tcMar>
-              <w:top w:w="60" w:type="dxa"/>
-              <w:bottom w:w="60" w:type="dxa"/>
-              <w:start w:w="100" w:type="dxa"/>
-              <w:end w:w="100" w:type="dxa"/>
-            </w:tcMar>
-            <w:shd w:val="clear" w:color="auto" w:fill="1F6FEB"/>
-          </w:tcPr>
-          <w:p>
-            <w:pPr>
-              <w:spacing w:after="0" w:line="252" w:lineRule="auto"/>
-            </w:pPr>
-            <w:r>
-              <w:rPr>
-                <w:b/>
-                <w:color w:val="FFFFFF"/>
-                <w:sz w:val="19"/>
-              </w:rPr>
-              <w:t>Notes</w:t>
-            </w:r>
-          </w:p>
-        </w:tc>
-      </w:tr>
-      <w:tr>
-        <w:tc>
-          <w:tcPr>
-            <w:tcW w:type="dxa" w:w="1493"/>
-            <w:tcMar>
-              <w:top w:w="60" w:type="dxa"/>
-              <w:bottom w:w="60" w:type="dxa"/>
-              <w:start w:w="100" w:type="dxa"/>
-              <w:end w:w="100" w:type="dxa"/>
-            </w:tcMar>
-          </w:tcPr>
-          <w:p>
-            <w:pPr>
-              <w:spacing w:after="0" w:line="252" w:lineRule="auto"/>
-            </w:pPr>
-            <w:r>
-              <w:rPr>
-                <w:b/>
-                <w:sz w:val="19"/>
-              </w:rPr>
-              <w:t>Full screen</w:t>
-            </w:r>
-          </w:p>
-        </w:tc>
-        <w:tc>
-          <w:tcPr>
-            <w:tcW w:type="dxa" w:w="8145"/>
-            <w:tcMar>
-              <w:top w:w="60" w:type="dxa"/>
-              <w:bottom w:w="60" w:type="dxa"/>
-              <w:start w:w="100" w:type="dxa"/>
-              <w:end w:w="100" w:type="dxa"/>
-            </w:tcMar>
-          </w:tcPr>
-          <w:p>
-            <w:pPr>
-              <w:spacing w:after="0" w:line="252" w:lineRule="auto"/>
-            </w:pPr>
-            <w:r>
-              <w:rPr>
-                <w:sz w:val="19"/>
-              </w:rPr>
-              <w:t>Pick the monitor</w:t>
-            </w:r>
-          </w:p>
-        </w:tc>
-      </w:tr>
-      <w:tr>
-        <w:tc>
-          <w:tcPr>
-            <w:tcW w:type="dxa" w:w="1493"/>
-            <w:tcMar>
-              <w:top w:w="60" w:type="dxa"/>
-              <w:bottom w:w="60" w:type="dxa"/>
-              <w:start w:w="100" w:type="dxa"/>
-              <w:end w:w="100" w:type="dxa"/>
-            </w:tcMar>
-            <w:shd w:val="clear" w:color="auto" w:fill="F3F6FB"/>
-          </w:tcPr>
-          <w:p>
-            <w:pPr>
-              <w:spacing w:after="0" w:line="252" w:lineRule="auto"/>
-            </w:pPr>
-            <w:r>
-              <w:rPr>
-                <w:b/>
-                <w:sz w:val="19"/>
-              </w:rPr>
-              <w:t>Window</w:t>
-            </w:r>
-          </w:p>
-        </w:tc>
-        <w:tc>
-          <w:tcPr>
-            <w:tcW w:type="dxa" w:w="8145"/>
-            <w:tcMar>
-              <w:top w:w="60" w:type="dxa"/>
-              <w:bottom w:w="60" w:type="dxa"/>
-              <w:start w:w="100" w:type="dxa"/>
-              <w:end w:w="100" w:type="dxa"/>
-            </w:tcMar>
-            <w:shd w:val="clear" w:color="auto" w:fill="F3F6FB"/>
-          </w:tcPr>
-          <w:p>
-            <w:pPr>
-              <w:spacing w:after="0" w:line="252" w:lineRule="auto"/>
-            </w:pPr>
-            <w:r>
-              <w:rPr>
-                <w:sz w:val="19"/>
-              </w:rPr>
-              <w:t>Pick from the list; records that window even if others cover it. Keep its size constant while recording</w:t>
-            </w:r>
-          </w:p>
-        </w:tc>
-      </w:tr>
-      <w:tr>
-        <w:tc>
-          <w:tcPr>
-            <w:tcW w:type="dxa" w:w="1493"/>
-            <w:tcMar>
-              <w:top w:w="60" w:type="dxa"/>
-              <w:bottom w:w="60" w:type="dxa"/>
-              <w:start w:w="100" w:type="dxa"/>
-              <w:end w:w="100" w:type="dxa"/>
-            </w:tcMar>
-          </w:tcPr>
-          <w:p>
-            <w:pPr>
-              <w:spacing w:after="0" w:line="252" w:lineRule="auto"/>
-            </w:pPr>
-            <w:r>
-              <w:rPr>
-                <w:b/>
-                <w:sz w:val="19"/>
-              </w:rPr>
-              <w:t>Region</w:t>
-            </w:r>
-          </w:p>
-        </w:tc>
-        <w:tc>
-          <w:tcPr>
-            <w:tcW w:type="dxa" w:w="8145"/>
-            <w:tcMar>
-              <w:top w:w="60" w:type="dxa"/>
-              <w:bottom w:w="60" w:type="dxa"/>
-              <w:start w:w="100" w:type="dxa"/>
-              <w:end w:w="100" w:type="dxa"/>
-            </w:tcMar>
-          </w:tcPr>
-          <w:p>
-            <w:pPr>
-              <w:spacing w:after="0" w:line="252" w:lineRule="auto"/>
-            </w:pPr>
-            <w:r>
-              <w:rPr>
-                <w:b/>
-                <w:sz w:val="19"/>
-              </w:rPr>
-              <w:t>Select region on screen…</w:t>
-            </w:r>
-            <w:r>
-              <w:rPr>
-                <w:sz w:val="19"/>
-              </w:rPr>
-              <w:t xml:space="preserve"> shows a frozen picture of the screen. Drag a rectangle, then click </w:t>
-            </w:r>
-            <w:r>
-              <w:rPr>
-                <w:b/>
-                <w:sz w:val="19"/>
-              </w:rPr>
-              <w:t>Record this area</w:t>
-            </w:r>
-            <w:r>
-              <w:rPr>
-                <w:sz w:val="19"/>
-              </w:rPr>
-              <w:t xml:space="preserve"> (or press </w:t>
-            </w:r>
-            <w:r>
-              <w:rPr>
-                <w:rFonts w:ascii="Consolas" w:hAnsi="Consolas"/>
-                <w:sz w:val="17"/>
-                <w:shd w:val="clear" w:fill="EEF1F5"/>
-              </w:rPr>
-              <w:t>Enter</w:t>
-            </w:r>
-            <w:r>
-              <w:rPr>
-                <w:sz w:val="19"/>
-              </w:rPr>
-              <w:t xml:space="preserve">). Press </w:t>
-            </w:r>
-            <w:r>
-              <w:rPr>
-                <w:rFonts w:ascii="Consolas" w:hAnsi="Consolas"/>
-                <w:sz w:val="17"/>
-                <w:shd w:val="clear" w:fill="EEF1F5"/>
-              </w:rPr>
-              <w:t>A</w:t>
-            </w:r>
-            <w:r>
-              <w:rPr>
-                <w:sz w:val="19"/>
-              </w:rPr>
-              <w:t xml:space="preserve"> for the whole screen, </w:t>
-            </w:r>
-            <w:r>
-              <w:rPr>
-                <w:rFonts w:ascii="Consolas" w:hAnsi="Consolas"/>
-                <w:sz w:val="17"/>
-                <w:shd w:val="clear" w:fill="EEF1F5"/>
-              </w:rPr>
-              <w:t>Esc</w:t>
-            </w:r>
-            <w:r>
-              <w:rPr>
-                <w:sz w:val="19"/>
-              </w:rPr>
-              <w:t xml:space="preserve"> to cancel. Fine-tune with the X/Y/W/H fields</w:t>
-            </w:r>
-          </w:p>
-        </w:tc>
-      </w:tr>
-    </w:tbl>
-    <w:p>
-      <w:pPr>
-        <w:spacing w:after="40"/>
-      </w:pPr>
-    </w:p>
-    <w:p>
-      <w:r>
-        <w:rPr>
-          <w:i/>
-        </w:rPr>
-        <w:t>Show mouse pointer</w:t>
-      </w:r>
-      <w:r>
-        <w:t xml:space="preserve"> includes the cursor.</w:t>
-      </w:r>
-    </w:p>
-    <w:p>
-      <w:r>
-        <w:rPr>
-          <w:b/>
-        </w:rPr>
-        <w:t>2 — Audio</w:t>
-      </w:r>
-    </w:p>
-    <w:tbl>
-      <w:tblPr>
-        <w:tblW w:type="auto" w:w="0"/>
-        <w:jc w:val="center"/>
-        <w:tblLook w:firstColumn="1" w:firstRow="1" w:lastColumn="0" w:lastRow="0" w:noHBand="0" w:noVBand="1" w:val="04A0"/>
-        <w:tblBorders>
-          <w:top w:val="single" w:sz="4" w:space="0" w:color="D0D7DE"/>
-          <w:left w:val="single" w:sz="4" w:space="0" w:color="D0D7DE"/>
-          <w:bottom w:val="single" w:sz="4" w:space="0" w:color="D0D7DE"/>
-          <w:right w:val="single" w:sz="4" w:space="0" w:color="D0D7DE"/>
-          <w:insideH w:val="single" w:sz="4" w:space="0" w:color="D0D7DE"/>
-          <w:insideV w:val="single" w:sz="4" w:space="0" w:color="D0D7DE"/>
-        </w:tblBorders>
-      </w:tblPr>
-      <w:tblGrid>
-        <w:gridCol w:w="4819"/>
-        <w:gridCol w:w="4819"/>
-      </w:tblGrid>
-      <w:tr>
-        <w:trPr>
-          <w:tblHeader w:val="true"/>
-        </w:trPr>
-        <w:tc>
-          <w:tcPr>
-            <w:tcW w:type="dxa" w:w="4381"/>
-            <w:tcMar>
-              <w:top w:w="60" w:type="dxa"/>
-              <w:bottom w:w="60" w:type="dxa"/>
-              <w:start w:w="100" w:type="dxa"/>
-              <w:end w:w="100" w:type="dxa"/>
-            </w:tcMar>
-            <w:shd w:val="clear" w:color="auto" w:fill="1F6FEB"/>
-          </w:tcPr>
-          <w:p>
-            <w:pPr>
-              <w:spacing w:after="0" w:line="252" w:lineRule="auto"/>
-            </w:pPr>
-            <w:r>
-              <w:rPr>
-                <w:b/>
-                <w:color w:val="FFFFFF"/>
-                <w:sz w:val="19"/>
-              </w:rPr>
-              <w:t>Setting</w:t>
-            </w:r>
-          </w:p>
-        </w:tc>
-        <w:tc>
-          <w:tcPr>
-            <w:tcW w:type="dxa" w:w="5257"/>
-            <w:tcMar>
-              <w:top w:w="60" w:type="dxa"/>
-              <w:bottom w:w="60" w:type="dxa"/>
-              <w:start w:w="100" w:type="dxa"/>
-              <w:end w:w="100" w:type="dxa"/>
-            </w:tcMar>
-            <w:shd w:val="clear" w:color="auto" w:fill="1F6FEB"/>
-          </w:tcPr>
-          <w:p>
-            <w:pPr>
-              <w:spacing w:after="0" w:line="252" w:lineRule="auto"/>
-            </w:pPr>
-            <w:r>
-              <w:rPr>
-                <w:b/>
-                <w:color w:val="FFFFFF"/>
-                <w:sz w:val="19"/>
-              </w:rPr>
-              <w:t>Meaning</w:t>
-            </w:r>
-          </w:p>
-        </w:tc>
-      </w:tr>
-      <w:tr>
-        <w:tc>
-          <w:tcPr>
-            <w:tcW w:type="dxa" w:w="4381"/>
-            <w:tcMar>
-              <w:top w:w="60" w:type="dxa"/>
-              <w:bottom w:w="60" w:type="dxa"/>
-              <w:start w:w="100" w:type="dxa"/>
-              <w:end w:w="100" w:type="dxa"/>
-            </w:tcMar>
-          </w:tcPr>
-          <w:p>
-            <w:pPr>
-              <w:spacing w:after="0" w:line="252" w:lineRule="auto"/>
-            </w:pPr>
-            <w:r>
-              <w:rPr>
-                <w:b/>
-                <w:sz w:val="19"/>
-              </w:rPr>
-              <w:t>System sound → Follow current output</w:t>
-            </w:r>
-            <w:r>
-              <w:rPr>
-                <w:sz w:val="19"/>
-              </w:rPr>
-              <w:t xml:space="preserve"> (recommended)</w:t>
-            </w:r>
-          </w:p>
-        </w:tc>
-        <w:tc>
-          <w:tcPr>
-            <w:tcW w:type="dxa" w:w="5257"/>
-            <w:tcMar>
-              <w:top w:w="60" w:type="dxa"/>
-              <w:bottom w:w="60" w:type="dxa"/>
-              <w:start w:w="100" w:type="dxa"/>
-              <w:end w:w="100" w:type="dxa"/>
-            </w:tcMar>
-          </w:tcPr>
-          <w:p>
-            <w:pPr>
-              <w:spacing w:after="0" w:line="252" w:lineRule="auto"/>
-            </w:pPr>
-            <w:r>
-              <w:rPr>
-                <w:sz w:val="19"/>
-              </w:rPr>
-              <w:t>Records whatever you're listening on: speakers, Bluetooth earbuds or HDMI, decided when recording starts</w:t>
-            </w:r>
-          </w:p>
-        </w:tc>
-      </w:tr>
-      <w:tr>
-        <w:tc>
-          <w:tcPr>
-            <w:tcW w:type="dxa" w:w="4381"/>
-            <w:tcMar>
-              <w:top w:w="60" w:type="dxa"/>
-              <w:bottom w:w="60" w:type="dxa"/>
-              <w:start w:w="100" w:type="dxa"/>
-              <w:end w:w="100" w:type="dxa"/>
-            </w:tcMar>
-            <w:shd w:val="clear" w:color="auto" w:fill="F3F6FB"/>
-          </w:tcPr>
-          <w:p>
-            <w:pPr>
-              <w:spacing w:after="0" w:line="252" w:lineRule="auto"/>
-            </w:pPr>
-            <w:r>
-              <w:rPr>
-                <w:b/>
-                <w:sz w:val="19"/>
-              </w:rPr>
-              <w:t>Microphone → Follow current input</w:t>
-            </w:r>
-          </w:p>
-        </w:tc>
-        <w:tc>
-          <w:tcPr>
-            <w:tcW w:type="dxa" w:w="5257"/>
-            <w:tcMar>
-              <w:top w:w="60" w:type="dxa"/>
-              <w:bottom w:w="60" w:type="dxa"/>
-              <w:start w:w="100" w:type="dxa"/>
-              <w:end w:w="100" w:type="dxa"/>
-            </w:tcMar>
-            <w:shd w:val="clear" w:color="auto" w:fill="F3F6FB"/>
-          </w:tcPr>
-          <w:p>
-            <w:pPr>
-              <w:spacing w:after="0" w:line="252" w:lineRule="auto"/>
-            </w:pPr>
-            <w:r>
-              <w:rPr>
-                <w:sz w:val="19"/>
-              </w:rPr>
-              <w:t>Records the current microphone</w:t>
-            </w:r>
-          </w:p>
-        </w:tc>
-      </w:tr>
-      <w:tr>
-        <w:tc>
-          <w:tcPr>
-            <w:tcW w:type="dxa" w:w="4381"/>
-            <w:tcMar>
-              <w:top w:w="60" w:type="dxa"/>
-              <w:bottom w:w="60" w:type="dxa"/>
-              <w:start w:w="100" w:type="dxa"/>
-              <w:end w:w="100" w:type="dxa"/>
-            </w:tcMar>
-          </w:tcPr>
-          <w:p>
-            <w:pPr>
-              <w:spacing w:after="0" w:line="252" w:lineRule="auto"/>
-            </w:pPr>
-            <w:r>
-              <w:rPr>
-                <w:b/>
-                <w:sz w:val="19"/>
-              </w:rPr>
-              <w:t>A specific device</w:t>
-            </w:r>
-          </w:p>
-        </w:tc>
-        <w:tc>
-          <w:tcPr>
-            <w:tcW w:type="dxa" w:w="5257"/>
-            <w:tcMar>
-              <w:top w:w="60" w:type="dxa"/>
-              <w:bottom w:w="60" w:type="dxa"/>
-              <w:start w:w="100" w:type="dxa"/>
-              <w:end w:w="100" w:type="dxa"/>
-            </w:tcMar>
-          </w:tcPr>
-          <w:p>
-            <w:pPr>
-              <w:spacing w:after="0" w:line="252" w:lineRule="auto"/>
-            </w:pPr>
-            <w:r>
-              <w:rPr>
-                <w:sz w:val="19"/>
-              </w:rPr>
-              <w:t>Always that device</w:t>
-            </w:r>
-          </w:p>
-        </w:tc>
-      </w:tr>
-    </w:tbl>
-    <w:p>
-      <w:pPr>
-        <w:spacing w:after="40"/>
-      </w:pPr>
-    </w:p>
-    <w:p>
-      <w:pPr>
-        <w:pStyle w:val="ListBullet"/>
-      </w:pPr>
-      <w:r>
-        <w:t>Tick one, both (mixed into one track), or neither (video only).</w:t>
-      </w:r>
-    </w:p>
-    <w:p>
-      <w:pPr>
-        <w:pStyle w:val="ListBullet"/>
-      </w:pPr>
-      <w:r>
-        <w:t xml:space="preserve">Volume sliders and live </w:t>
-      </w:r>
-      <w:r>
-        <w:rPr>
-          <w:b/>
-        </w:rPr>
-        <w:t>level meters</w:t>
-      </w:r>
-      <w:r>
-        <w:t xml:space="preserve"> show the sound is arriving before you start.</w:t>
-      </w:r>
-    </w:p>
-    <w:p>
-      <w:pPr>
-        <w:pStyle w:val="ListBullet"/>
-      </w:pPr>
-      <w:r>
-        <w:t>Warnings appear when:</w:t>
-      </w:r>
-    </w:p>
-    <w:p>
-      <w:pPr>
-        <w:pStyle w:val="ListBullet2"/>
-      </w:pPr>
-      <w:r>
-        <w:t>sound is playing through a different device than the one selected;</w:t>
-      </w:r>
-    </w:p>
-    <w:p>
-      <w:pPr>
-        <w:pStyle w:val="ListBullet2"/>
-      </w:pPr>
-      <w:r>
-        <w:t xml:space="preserve">a microphone has </w:t>
-      </w:r>
-      <w:r>
-        <w:rPr>
-          <w:b/>
-        </w:rPr>
-        <w:t>nothing plugged in</w:t>
-      </w:r>
-      <w:r>
-        <w:t xml:space="preserve"> (it would record only hiss);</w:t>
-      </w:r>
-    </w:p>
-    <w:p>
-      <w:pPr>
-        <w:pStyle w:val="ListBullet2"/>
-      </w:pPr>
-      <w:r>
-        <w:t>you pick Bluetooth earbuds' microphone (it lowers their sound quality while recording).</w:t>
-      </w:r>
-    </w:p>
-    <w:p>
-      <w:r>
-        <w:rPr>
-          <w:b/>
-        </w:rPr>
-        <w:t>3 — Format &amp; quality</w:t>
-      </w:r>
-    </w:p>
-    <w:p>
-      <w:pPr>
-        <w:pStyle w:val="ListBullet"/>
-      </w:pPr>
-      <w:r>
-        <w:rPr>
-          <w:b/>
-        </w:rPr>
-        <w:t>Container:</w:t>
-      </w:r>
-      <w:r>
-        <w:t xml:space="preserve"> MP4 (most compatible), MKV (survives crashes), WebM.</w:t>
-      </w:r>
-    </w:p>
-    <w:p>
-      <w:pPr>
-        <w:pStyle w:val="ListBullet"/>
-      </w:pPr>
-      <w:r>
-        <w:rPr>
-          <w:b/>
-        </w:rPr>
-        <w:t>Codec:</w:t>
-      </w:r>
-      <w:r>
-        <w:t xml:space="preserve"> H.264 or H.265 (smaller files). </w:t>
-      </w:r>
-      <w:r>
-        <w:rPr>
-          <w:b/>
-        </w:rPr>
-        <w:t>Frame rate:</w:t>
-      </w:r>
-      <w:r>
-        <w:t xml:space="preserve"> 15/24/30/60. </w:t>
-      </w:r>
-      <w:r>
-        <w:rPr>
-          <w:b/>
-        </w:rPr>
-        <w:t>Quality:</w:t>
-      </w:r>
-      <w:r>
-        <w:t xml:space="preserve"> Standard / High / Maximum.</w:t>
-      </w:r>
-    </w:p>
-    <w:p>
-      <w:pPr>
-        <w:pStyle w:val="ListBullet"/>
-      </w:pPr>
-      <w:r>
-        <w:rPr>
-          <w:b/>
-        </w:rPr>
-        <w:t>Encoder:</w:t>
-      </w:r>
-      <w:r>
-        <w:t xml:space="preserve"> </w:t>
-      </w:r>
-      <w:r>
-        <w:rPr>
-          <w:i/>
-        </w:rPr>
-        <w:t>Automatic</w:t>
-      </w:r>
-      <w:r>
-        <w:t xml:space="preserve"> picks the best one that works. On systems where the GPU encoder isn't usable, the CPU is used (about half a core at 1080p30).</w:t>
-      </w:r>
-    </w:p>
-    <w:p>
-      <w:r>
-        <w:rPr>
-          <w:b/>
-        </w:rPr>
-        <w:t>4 — Options</w:t>
-      </w:r>
-    </w:p>
-    <w:p>
-      <w:pPr>
-        <w:pStyle w:val="ListBullet"/>
-      </w:pPr>
-      <w:r>
-        <w:rPr>
-          <w:b/>
-        </w:rPr>
-        <w:t>Countdown</w:t>
-      </w:r>
-      <w:r>
-        <w:t xml:space="preserve"> (none, 3, 5, 10 s).</w:t>
-      </w:r>
-    </w:p>
-    <w:p>
-      <w:pPr>
-        <w:pStyle w:val="ListBullet"/>
-      </w:pPr>
-      <w:r>
-        <w:rPr>
-          <w:b/>
-        </w:rPr>
-        <w:t>Hide SysPulse while recording</w:t>
-      </w:r>
-      <w:r>
-        <w:t xml:space="preserve"> keeps the window out of the video; control the recording from the top bar instead.</w:t>
-      </w:r>
-    </w:p>
-    <w:p>
-      <w:pPr>
-        <w:pStyle w:val="ListBullet"/>
-      </w:pPr>
-      <w:r>
-        <w:rPr>
-          <w:b/>
-        </w:rPr>
-        <w:t>Save to</w:t>
-      </w:r>
-      <w:r>
-        <w:t xml:space="preserve"> folder (default </w:t>
-      </w:r>
-      <w:r>
-        <w:rPr>
-          <w:rFonts w:ascii="Consolas" w:hAnsi="Consolas"/>
-          <w:sz w:val="19"/>
-          <w:shd w:val="clear" w:fill="EEF1F5"/>
-        </w:rPr>
-        <w:t>~/Videos/SysPulse</w:t>
-      </w:r>
-      <w:r>
-        <w:t>).</w:t>
-      </w:r>
-    </w:p>
-    <w:p>
-      <w:r>
-        <w:rPr>
-          <w:b/>
-        </w:rPr>
-        <w:t>Recording:</w:t>
-      </w:r>
-    </w:p>
-    <w:p>
-      <w:pPr>
-        <w:tabs>
-          <w:tab w:pos="357" w:val="left"/>
-        </w:tabs>
-        <w:spacing w:after="60"/>
-        <w:ind w:left="357" w:hanging="357"/>
-      </w:pPr>
-      <w:r>
-        <w:rPr>
-          <w:b/>
-          <w:color w:val="1F6FEB"/>
-        </w:rPr>
-        <w:t>1.</w:t>
-        <w:tab/>
-      </w:r>
-      <w:r>
-        <w:t xml:space="preserve">Click </w:t>
-      </w:r>
-      <w:r>
-        <w:rPr>
-          <w:b/>
-        </w:rPr>
-        <w:t>Start recording</w:t>
-      </w:r>
-      <w:r>
-        <w:t xml:space="preserve"> (or press </w:t>
-      </w:r>
-      <w:r>
-        <w:rPr>
-          <w:rFonts w:ascii="Consolas" w:hAnsi="Consolas"/>
-          <w:sz w:val="19"/>
-          <w:shd w:val="clear" w:fill="EEF1F5"/>
-        </w:rPr>
-        <w:t>Ctrl+Alt+R</w:t>
-      </w:r>
-      <w:r>
-        <w:t xml:space="preserve"> anywhere). The countdown runs, SysPulse hides, recording starts.</w:t>
-      </w:r>
-    </w:p>
-    <w:p>
-      <w:pPr>
-        <w:tabs>
-          <w:tab w:pos="357" w:val="left"/>
-        </w:tabs>
-        <w:spacing w:after="60"/>
-        <w:ind w:left="357" w:hanging="357"/>
-      </w:pPr>
-      <w:r>
-        <w:rPr>
-          <w:b/>
-          <w:color w:val="1F6FEB"/>
-        </w:rPr>
-        <w:t>2.</w:t>
-        <w:tab/>
-      </w:r>
-      <w:r>
-        <w:t xml:space="preserve">The </w:t>
-      </w:r>
-      <w:r>
-        <w:rPr>
-          <w:b/>
-        </w:rPr>
-        <w:t>top bar</w:t>
-      </w:r>
-      <w:r>
-        <w:t xml:space="preserve"> (next to Wi-Fi and battery) shows a red record icon and </w:t>
-      </w:r>
-      <w:r>
-        <w:rPr>
-          <w:b/>
-        </w:rPr>
-        <w:t>REC 00:12</w:t>
-      </w:r>
-      <w:r>
-        <w:t>. Its menu has Pause / Resume, Stop and save, Cancel recording, Open SysPulse and Quit.</w:t>
-      </w:r>
-    </w:p>
-    <w:p>
-      <w:pPr>
-        <w:tabs>
-          <w:tab w:pos="357" w:val="left"/>
-        </w:tabs>
-        <w:spacing w:after="60"/>
-        <w:ind w:left="357" w:hanging="357"/>
-      </w:pPr>
-      <w:r>
-        <w:rPr>
-          <w:b/>
-          <w:color w:val="1F6FEB"/>
-        </w:rPr>
-        <w:t>3.</w:t>
-        <w:tab/>
-      </w:r>
-      <w:r>
-        <w:rPr>
-          <w:b/>
-        </w:rPr>
-        <w:t>Pause</w:t>
-      </w:r>
-      <w:r>
-        <w:t xml:space="preserve"> with </w:t>
-      </w:r>
-      <w:r>
-        <w:rPr>
-          <w:rFonts w:ascii="Consolas" w:hAnsi="Consolas"/>
-          <w:sz w:val="19"/>
-          <w:shd w:val="clear" w:fill="EEF1F5"/>
-        </w:rPr>
-        <w:t>Ctrl+Alt+P</w:t>
-      </w:r>
-      <w:r>
-        <w:t xml:space="preserve"> or the menu; the icon turns amber. Pauses leave no gap in the video.</w:t>
-      </w:r>
-    </w:p>
-    <w:p>
-      <w:pPr>
-        <w:tabs>
-          <w:tab w:pos="357" w:val="left"/>
-        </w:tabs>
-        <w:spacing w:after="60"/>
-        <w:ind w:left="357" w:hanging="357"/>
-      </w:pPr>
-      <w:r>
-        <w:rPr>
-          <w:b/>
-          <w:color w:val="1F6FEB"/>
-        </w:rPr>
-        <w:t>4.</w:t>
-        <w:tab/>
-      </w:r>
-      <w:r>
-        <w:rPr>
-          <w:b/>
-        </w:rPr>
-        <w:t>Stop</w:t>
-      </w:r>
-      <w:r>
-        <w:t xml:space="preserve"> with </w:t>
-      </w:r>
-      <w:r>
-        <w:rPr>
-          <w:rFonts w:ascii="Consolas" w:hAnsi="Consolas"/>
-          <w:sz w:val="19"/>
-          <w:shd w:val="clear" w:fill="EEF1F5"/>
-        </w:rPr>
-        <w:t>Ctrl+Alt+R</w:t>
-      </w:r>
-      <w:r>
-        <w:t xml:space="preserve"> or </w:t>
-      </w:r>
-      <w:r>
-        <w:rPr>
-          <w:i/>
-        </w:rPr>
-        <w:t>Stop and save</w:t>
-      </w:r>
-      <w:r>
-        <w:t xml:space="preserve">. A notification confirms the file and SysPulse returns to the recorder page. </w:t>
-      </w:r>
-      <w:r>
-        <w:rPr>
-          <w:b/>
-        </w:rPr>
-        <w:t>Cancel</w:t>
-      </w:r>
-      <w:r>
-        <w:t xml:space="preserve"> discards the recording.</w:t>
-      </w:r>
-    </w:p>
-    <w:p>
-      <w:r>
-        <w:t xml:space="preserve">The </w:t>
-      </w:r>
-      <w:r>
-        <w:rPr>
-          <w:b/>
-        </w:rPr>
-        <w:t>Recordings</w:t>
-      </w:r>
-      <w:r>
-        <w:t xml:space="preserve"> list shows your videos with </w:t>
-      </w:r>
-      <w:r>
-        <w:rPr>
-          <w:b/>
-        </w:rPr>
-        <w:t>Play</w:t>
-      </w:r>
-      <w:r>
-        <w:t xml:space="preserve">, </w:t>
-      </w:r>
-      <w:r>
-        <w:rPr>
-          <w:b/>
-        </w:rPr>
-        <w:t>Show in folder</w:t>
-      </w:r>
-      <w:r>
-        <w:t xml:space="preserve"> and </w:t>
-      </w:r>
-      <w:r>
-        <w:rPr>
-          <w:b/>
-        </w:rPr>
-        <w:t>Move to Trash</w:t>
-      </w:r>
-      <w:r>
-        <w:t>.</w:t>
-      </w:r>
-    </w:p>
-    <w:p>
-      <w:bookmarkStart w:id="26" w:name="sec26"/>
-      <w:pPr>
-        <w:pStyle w:val="Heading1"/>
-      </w:pPr>
-      <w:r>
-        <w:t>7. Settings and alerts</w:t>
-      </w:r>
-      <w:bookmarkEnd w:id="26"/>
     </w:p>
     <w:tbl>
       <w:tblPr>
@@ -11548,14 +10521,14 @@
       </w:r>
     </w:p>
     <w:p>
-      <w:bookmarkStart w:id="27" w:name="sec27"/>
+      <w:bookmarkStart w:id="25" w:name="sec25"/>
       <w:pPr>
         <w:pStyle w:val="Heading1"/>
       </w:pPr>
       <w:r>
-        <w:t>8. Keyboard shortcuts</w:t>
-      </w:r>
-      <w:bookmarkEnd w:id="27"/>
+        <w:t>7. Keyboard shortcuts</w:t>
+      </w:r>
+      <w:bookmarkEnd w:id="25"/>
     </w:p>
     <w:tbl>
       <w:tblPr>
@@ -11652,151 +10625,6 @@
                 <w:sz w:val="19"/>
               </w:rPr>
               <w:t>Action</w:t>
-            </w:r>
-          </w:p>
-        </w:tc>
-      </w:tr>
-      <w:tr>
-        <w:tc>
-          <w:tcPr>
-            <w:tcW w:type="dxa" w:w="2232"/>
-            <w:tcMar>
-              <w:top w:w="60" w:type="dxa"/>
-              <w:bottom w:w="60" w:type="dxa"/>
-              <w:start w:w="100" w:type="dxa"/>
-              <w:end w:w="100" w:type="dxa"/>
-            </w:tcMar>
-          </w:tcPr>
-          <w:p>
-            <w:pPr>
-              <w:spacing w:after="0" w:line="252" w:lineRule="auto"/>
-            </w:pPr>
-            <w:r>
-              <w:rPr>
-                <w:b/>
-                <w:sz w:val="19"/>
-              </w:rPr>
-              <w:t>Anywhere (desktop)</w:t>
-            </w:r>
-          </w:p>
-        </w:tc>
-        <w:tc>
-          <w:tcPr>
-            <w:tcW w:type="dxa" w:w="3348"/>
-            <w:tcMar>
-              <w:top w:w="60" w:type="dxa"/>
-              <w:bottom w:w="60" w:type="dxa"/>
-              <w:start w:w="100" w:type="dxa"/>
-              <w:end w:w="100" w:type="dxa"/>
-            </w:tcMar>
-          </w:tcPr>
-          <w:p>
-            <w:pPr>
-              <w:spacing w:after="0" w:line="252" w:lineRule="auto"/>
-            </w:pPr>
-            <w:r>
-              <w:rPr>
-                <w:rFonts w:ascii="Consolas" w:hAnsi="Consolas"/>
-                <w:sz w:val="17"/>
-                <w:shd w:val="clear" w:fill="EEF1F5"/>
-              </w:rPr>
-              <w:t>Ctrl+Alt+R</w:t>
-            </w:r>
-          </w:p>
-        </w:tc>
-        <w:tc>
-          <w:tcPr>
-            <w:tcW w:type="dxa" w:w="4058"/>
-            <w:tcMar>
-              <w:top w:w="60" w:type="dxa"/>
-              <w:bottom w:w="60" w:type="dxa"/>
-              <w:start w:w="100" w:type="dxa"/>
-              <w:end w:w="100" w:type="dxa"/>
-            </w:tcMar>
-          </w:tcPr>
-          <w:p>
-            <w:pPr>
-              <w:spacing w:after="0" w:line="252" w:lineRule="auto"/>
-            </w:pPr>
-            <w:r>
-              <w:rPr>
-                <w:sz w:val="19"/>
-              </w:rPr>
-              <w:t>Start / stop screen recording</w:t>
-            </w:r>
-          </w:p>
-        </w:tc>
-      </w:tr>
-      <w:tr>
-        <w:tc>
-          <w:tcPr>
-            <w:tcW w:type="dxa" w:w="2232"/>
-            <w:tcMar>
-              <w:top w:w="60" w:type="dxa"/>
-              <w:bottom w:w="60" w:type="dxa"/>
-              <w:start w:w="100" w:type="dxa"/>
-              <w:end w:w="100" w:type="dxa"/>
-            </w:tcMar>
-            <w:shd w:val="clear" w:color="auto" w:fill="F3F6FB"/>
-          </w:tcPr>
-          <w:p>
-            <w:pPr>
-              <w:spacing w:after="0" w:line="252" w:lineRule="auto"/>
-            </w:pPr>
-            <w:r>
-              <w:rPr>
-                <w:b/>
-                <w:sz w:val="19"/>
-              </w:rPr>
-              <w:t>Anywhere (desktop)</w:t>
-            </w:r>
-          </w:p>
-        </w:tc>
-        <w:tc>
-          <w:tcPr>
-            <w:tcW w:type="dxa" w:w="3348"/>
-            <w:tcMar>
-              <w:top w:w="60" w:type="dxa"/>
-              <w:bottom w:w="60" w:type="dxa"/>
-              <w:start w:w="100" w:type="dxa"/>
-              <w:end w:w="100" w:type="dxa"/>
-            </w:tcMar>
-            <w:shd w:val="clear" w:color="auto" w:fill="F3F6FB"/>
-          </w:tcPr>
-          <w:p>
-            <w:pPr>
-              <w:spacing w:after="0" w:line="252" w:lineRule="auto"/>
-            </w:pPr>
-            <w:r>
-              <w:rPr>
-                <w:rFonts w:ascii="Consolas" w:hAnsi="Consolas"/>
-                <w:sz w:val="17"/>
-                <w:shd w:val="clear" w:fill="EEF1F5"/>
-              </w:rPr>
-              <w:t>Ctrl+Alt+P</w:t>
-            </w:r>
-          </w:p>
-        </w:tc>
-        <w:tc>
-          <w:tcPr>
-            <w:tcW w:type="dxa" w:w="4058"/>
-            <w:tcMar>
-              <w:top w:w="60" w:type="dxa"/>
-              <w:bottom w:w="60" w:type="dxa"/>
-              <w:start w:w="100" w:type="dxa"/>
-              <w:end w:w="100" w:type="dxa"/>
-            </w:tcMar>
-            <w:shd w:val="clear" w:color="auto" w:fill="F3F6FB"/>
-          </w:tcPr>
-          <w:p>
-            <w:pPr>
-              <w:spacing w:after="0" w:line="252" w:lineRule="auto"/>
-            </w:pPr>
-            <w:r>
-              <w:rPr>
-                <w:sz w:val="19"/>
-              </w:rPr>
-              <w:t>Pause / resume recording</w:t>
             </w:r>
           </w:p>
         </w:tc>
@@ -12766,14 +11594,14 @@
       </w:pPr>
     </w:p>
     <w:p>
-      <w:bookmarkStart w:id="28" w:name="sec28"/>
+      <w:bookmarkStart w:id="26" w:name="sec26"/>
       <w:pPr>
         <w:pStyle w:val="Heading1"/>
       </w:pPr>
       <w:r>
-        <w:t>9. Common tasks (quick recipes)</w:t>
-      </w:r>
-      <w:bookmarkEnd w:id="28"/>
+        <w:t>8. Common tasks (quick recipes)</w:t>
+      </w:r>
+      <w:bookmarkEnd w:id="26"/>
     </w:p>
     <w:tbl>
       <w:tblPr>
@@ -13274,68 +12102,6 @@
             </w:pPr>
             <w:r>
               <w:rPr>
-                <w:b/>
-                <w:sz w:val="19"/>
-              </w:rPr>
-              <w:t>Record a tutorial with my voice</w:t>
-            </w:r>
-          </w:p>
-        </w:tc>
-        <w:tc>
-          <w:tcPr>
-            <w:tcW w:type="dxa" w:w="4859"/>
-            <w:tcMar>
-              <w:top w:w="60" w:type="dxa"/>
-              <w:bottom w:w="60" w:type="dxa"/>
-              <w:start w:w="100" w:type="dxa"/>
-              <w:end w:w="100" w:type="dxa"/>
-            </w:tcMar>
-            <w:shd w:val="clear" w:color="auto" w:fill="F3F6FB"/>
-          </w:tcPr>
-          <w:p>
-            <w:pPr>
-              <w:spacing w:after="0" w:line="252" w:lineRule="auto"/>
-            </w:pPr>
-            <w:r>
-              <w:rPr>
-                <w:sz w:val="19"/>
-              </w:rPr>
-              <w:t>Screen Recorder → Full screen → System sound + Microphone (Follow) → Start (</w:t>
-            </w:r>
-            <w:r>
-              <w:rPr>
-                <w:rFonts w:ascii="Consolas" w:hAnsi="Consolas"/>
-                <w:sz w:val="17"/>
-                <w:shd w:val="clear" w:fill="EEF1F5"/>
-              </w:rPr>
-              <w:t>Ctrl+Alt+R</w:t>
-            </w:r>
-            <w:r>
-              <w:rPr>
-                <w:sz w:val="19"/>
-              </w:rPr>
-              <w:t>)</w:t>
-            </w:r>
-          </w:p>
-        </w:tc>
-      </w:tr>
-      <w:tr>
-        <w:tc>
-          <w:tcPr>
-            <w:tcW w:type="dxa" w:w="4779"/>
-            <w:tcMar>
-              <w:top w:w="60" w:type="dxa"/>
-              <w:bottom w:w="60" w:type="dxa"/>
-              <w:start w:w="100" w:type="dxa"/>
-              <w:end w:w="100" w:type="dxa"/>
-            </w:tcMar>
-          </w:tcPr>
-          <w:p>
-            <w:pPr>
-              <w:spacing w:after="0" w:line="252" w:lineRule="auto"/>
-            </w:pPr>
-            <w:r>
-              <w:rPr>
                 <w:sz w:val="19"/>
               </w:rPr>
               <w:t>See what a program sends over the network</w:t>
@@ -13351,6 +12117,7 @@
               <w:start w:w="100" w:type="dxa"/>
               <w:end w:w="100" w:type="dxa"/>
             </w:tcMar>
+            <w:shd w:val="clear" w:color="auto" w:fill="F3F6FB"/>
           </w:tcPr>
           <w:p>
             <w:pPr>
@@ -13396,7 +12163,6 @@
               <w:start w:w="100" w:type="dxa"/>
               <w:end w:w="100" w:type="dxa"/>
             </w:tcMar>
-            <w:shd w:val="clear" w:color="auto" w:fill="F3F6FB"/>
           </w:tcPr>
           <w:p>
             <w:pPr>
@@ -13420,7 +12186,6 @@
               <w:start w:w="100" w:type="dxa"/>
               <w:end w:w="100" w:type="dxa"/>
             </w:tcMar>
-            <w:shd w:val="clear" w:color="auto" w:fill="F3F6FB"/>
           </w:tcPr>
           <w:p>
             <w:pPr>
@@ -13479,6 +12244,7 @@
               <w:start w:w="100" w:type="dxa"/>
               <w:end w:w="100" w:type="dxa"/>
             </w:tcMar>
+            <w:shd w:val="clear" w:color="auto" w:fill="F3F6FB"/>
           </w:tcPr>
           <w:p>
             <w:pPr>
@@ -13502,6 +12268,7 @@
               <w:start w:w="100" w:type="dxa"/>
               <w:end w:w="100" w:type="dxa"/>
             </w:tcMar>
+            <w:shd w:val="clear" w:color="auto" w:fill="F3F6FB"/>
           </w:tcPr>
           <w:p>
             <w:pPr>
@@ -13539,7 +12306,6 @@
               <w:start w:w="100" w:type="dxa"/>
               <w:end w:w="100" w:type="dxa"/>
             </w:tcMar>
-            <w:shd w:val="clear" w:color="auto" w:fill="F3F6FB"/>
           </w:tcPr>
           <w:p>
             <w:pPr>
@@ -13563,7 +12329,6 @@
               <w:start w:w="100" w:type="dxa"/>
               <w:end w:w="100" w:type="dxa"/>
             </w:tcMar>
-            <w:shd w:val="clear" w:color="auto" w:fill="F3F6FB"/>
           </w:tcPr>
           <w:p>
             <w:pPr>
@@ -13588,6 +12353,7 @@
               <w:start w:w="100" w:type="dxa"/>
               <w:end w:w="100" w:type="dxa"/>
             </w:tcMar>
+            <w:shd w:val="clear" w:color="auto" w:fill="F3F6FB"/>
           </w:tcPr>
           <w:p>
             <w:pPr>
@@ -13610,6 +12376,7 @@
               <w:start w:w="100" w:type="dxa"/>
               <w:end w:w="100" w:type="dxa"/>
             </w:tcMar>
+            <w:shd w:val="clear" w:color="auto" w:fill="F3F6FB"/>
           </w:tcPr>
           <w:p>
             <w:pPr>
@@ -13620,6 +12387,53 @@
                 <w:sz w:val="19"/>
               </w:rPr>
               <w:t>App Launchers → New launcher → choose the app folder → tick the operator → Create launcher</w:t>
+            </w:r>
+          </w:p>
+        </w:tc>
+      </w:tr>
+      <w:tr>
+        <w:tc>
+          <w:tcPr>
+            <w:tcW w:type="dxa" w:w="4779"/>
+            <w:tcMar>
+              <w:top w:w="60" w:type="dxa"/>
+              <w:bottom w:w="60" w:type="dxa"/>
+              <w:start w:w="100" w:type="dxa"/>
+              <w:end w:w="100" w:type="dxa"/>
+            </w:tcMar>
+          </w:tcPr>
+          <w:p>
+            <w:pPr>
+              <w:spacing w:after="0" w:line="252" w:lineRule="auto"/>
+            </w:pPr>
+            <w:r>
+              <w:rPr>
+                <w:b/>
+                <w:sz w:val="19"/>
+              </w:rPr>
+              <w:t>Stop an app from starting at login</w:t>
+            </w:r>
+          </w:p>
+        </w:tc>
+        <w:tc>
+          <w:tcPr>
+            <w:tcW w:type="dxa" w:w="4859"/>
+            <w:tcMar>
+              <w:top w:w="60" w:type="dxa"/>
+              <w:bottom w:w="60" w:type="dxa"/>
+              <w:start w:w="100" w:type="dxa"/>
+              <w:end w:w="100" w:type="dxa"/>
+            </w:tcMar>
+          </w:tcPr>
+          <w:p>
+            <w:pPr>
+              <w:spacing w:after="0" w:line="252" w:lineRule="auto"/>
+            </w:pPr>
+            <w:r>
+              <w:rPr>
+                <w:sz w:val="19"/>
+              </w:rPr>
+              <w:t>Startup Apps → switch it off</w:t>
             </w:r>
           </w:p>
         </w:tc>
@@ -13645,7 +12459,7 @@
                 <w:b/>
                 <w:sz w:val="19"/>
               </w:rPr>
-              <w:t>Stop an app from starting at login</w:t>
+              <w:t>Check battery health</w:t>
             </w:r>
           </w:p>
         </w:tc>
@@ -13659,53 +12473,6 @@
               <w:end w:w="100" w:type="dxa"/>
             </w:tcMar>
             <w:shd w:val="clear" w:color="auto" w:fill="F3F6FB"/>
-          </w:tcPr>
-          <w:p>
-            <w:pPr>
-              <w:spacing w:after="0" w:line="252" w:lineRule="auto"/>
-            </w:pPr>
-            <w:r>
-              <w:rPr>
-                <w:sz w:val="19"/>
-              </w:rPr>
-              <w:t>Startup Apps → switch it off</w:t>
-            </w:r>
-          </w:p>
-        </w:tc>
-      </w:tr>
-      <w:tr>
-        <w:tc>
-          <w:tcPr>
-            <w:tcW w:type="dxa" w:w="4779"/>
-            <w:tcMar>
-              <w:top w:w="60" w:type="dxa"/>
-              <w:bottom w:w="60" w:type="dxa"/>
-              <w:start w:w="100" w:type="dxa"/>
-              <w:end w:w="100" w:type="dxa"/>
-            </w:tcMar>
-          </w:tcPr>
-          <w:p>
-            <w:pPr>
-              <w:spacing w:after="0" w:line="252" w:lineRule="auto"/>
-            </w:pPr>
-            <w:r>
-              <w:rPr>
-                <w:b/>
-                <w:sz w:val="19"/>
-              </w:rPr>
-              <w:t>Check battery health</w:t>
-            </w:r>
-          </w:p>
-        </w:tc>
-        <w:tc>
-          <w:tcPr>
-            <w:tcW w:type="dxa" w:w="4859"/>
-            <w:tcMar>
-              <w:top w:w="60" w:type="dxa"/>
-              <w:bottom w:w="60" w:type="dxa"/>
-              <w:start w:w="100" w:type="dxa"/>
-              <w:end w:w="100" w:type="dxa"/>
-            </w:tcMar>
           </w:tcPr>
           <w:p>
             <w:pPr>
@@ -13734,14 +12501,14 @@
       </w:pPr>
     </w:p>
     <w:p>
-      <w:bookmarkStart w:id="29" w:name="sec29"/>
+      <w:bookmarkStart w:id="27" w:name="sec27"/>
       <w:pPr>
         <w:pStyle w:val="Heading1"/>
       </w:pPr>
       <w:r>
-        <w:t>10. FAQ</w:t>
-      </w:r>
-      <w:bookmarkEnd w:id="29"/>
+        <w:t>9. FAQ</w:t>
+      </w:r>
+      <w:bookmarkEnd w:id="27"/>
     </w:p>
     <w:p>
       <w:r>
@@ -13763,64 +12530,6 @@
       </w:r>
       <w:r>
         <w:t xml:space="preserve"> Only for actions that change the system: uninstalling, cleaning system caches, system services, other users' processes, raising priority, serial access, the one-time NetLens capture permission, and creating app launchers for other accounts. SysPulse itself never runs as administrator.</w:t>
-      </w:r>
-    </w:p>
-    <w:p>
-      <w:r>
-        <w:rPr>
-          <w:b/>
-        </w:rPr>
-        <w:t>The recording has no sound or only noise.</w:t>
-      </w:r>
-      <w:r>
-        <w:t xml:space="preserve"> Set </w:t>
-      </w:r>
-      <w:r>
-        <w:rPr>
-          <w:i/>
-        </w:rPr>
-        <w:t>System sound</w:t>
-      </w:r>
-      <w:r>
-        <w:t xml:space="preserve"> to </w:t>
-      </w:r>
-      <w:r>
-        <w:rPr>
-          <w:b/>
-        </w:rPr>
-        <w:t>Follow current output</w:t>
-      </w:r>
-      <w:r>
-        <w:t xml:space="preserve"> and untick a microphone that shows </w:t>
-      </w:r>
-      <w:r>
-        <w:rPr>
-          <w:b/>
-        </w:rPr>
-        <w:t>not plugged in</w:t>
-      </w:r>
-      <w:r>
-        <w:t>. Check the level meters before recording.</w:t>
-      </w:r>
-    </w:p>
-    <w:p>
-      <w:r>
-        <w:rPr>
-          <w:b/>
-        </w:rPr>
-        <w:t>Recording doesn't start on my laptop.</w:t>
-      </w:r>
-      <w:r>
-        <w:t xml:space="preserve"> You may be in a Wayland session. Log out, click the gear icon on the login screen and choose </w:t>
-      </w:r>
-      <w:r>
-        <w:rPr>
-          <w:b/>
-        </w:rPr>
-        <w:t>Ubuntu on Xorg</w:t>
-      </w:r>
-      <w:r>
-        <w:t>.</w:t>
       </w:r>
     </w:p>
     <w:p>
@@ -13924,17 +12633,6 @@
           <w:shd w:val="clear" w:fill="EEF1F5"/>
         </w:rPr>
         <w:t>~/.config/io.github.praneeth.syspulse/</w:t>
-      </w:r>
-      <w:r>
-        <w:t xml:space="preserve">. Recordings are in </w:t>
-      </w:r>
-      <w:r>
-        <w:rPr>
-          <w:rFonts w:ascii="Consolas" w:hAnsi="Consolas"/>
-          <w:sz w:val="19"/>
-          <w:shd w:val="clear" w:fill="EEF1F5"/>
-        </w:rPr>
-        <w:t>~/Videos/SysPulse/</w:t>
       </w:r>
       <w:r>
         <w:t>.</w:t>
